--- a/assets/downloads/simulation-32/suggested-answers-for-select-activities.docx
+++ b/assets/downloads/simulation-32/suggested-answers-for-select-activities.docx
@@ -13,8 +13,10 @@
       </w:pPr>
       <w:r>
         <w:rPr>
-          <w:rFonts w:ascii="Aptos" w:eastAsia="Aptos" w:hAnsi="Aptos" w:cs="Aptos"/>
+          <w:rFonts w:ascii="Aptos" w:hAnsi="Aptos" w:cs="Aptos" w:eastAsia="Aptos"/>
           <w:color w:val="000000"/>
+          <w:sz w:val="40"/>
+          <w:szCs w:val="40"/>
         </w:rPr>
         <w:t>Suggested Answers for Select Activities</w:t>
       </w:r>
@@ -29,24 +31,28 @@
       </w:pPr>
       <w:r>
         <w:rPr>
+          <w:rFonts w:ascii="Aptos" w:hAnsi="Aptos" w:cs="Aptos" w:eastAsia="Aptos"/>
           <w:color w:val="000000"/>
         </w:rPr>
         <w:t>Presimulation Activity</w:t>
       </w:r>
       <w:r>
         <w:rPr>
+          <w:rFonts w:ascii="Aptos" w:hAnsi="Aptos" w:cs="Aptos" w:eastAsia="Aptos"/>
           <w:color w:val="000000"/>
         </w:rPr>
         <w:t xml:space="preserve"> </w:t>
       </w:r>
       <w:r>
         <w:rPr>
+          <w:rFonts w:ascii="Aptos" w:hAnsi="Aptos" w:cs="Aptos" w:eastAsia="Aptos"/>
           <w:color w:val="000000"/>
         </w:rPr>
         <w:t>2</w:t>
       </w:r>
       <w:r>
         <w:rPr>
+          <w:rFonts w:ascii="Aptos" w:hAnsi="Aptos" w:cs="Aptos" w:eastAsia="Aptos"/>
           <w:color w:val="000000"/>
         </w:rPr>
         <w:t>: Palpation</w:t>
@@ -62,6 +68,7 @@
       </w:pPr>
       <w:r>
         <w:rPr>
+          <w:rFonts w:ascii="Aptos" w:hAnsi="Aptos" w:cs="Aptos" w:eastAsia="Aptos"/>
           <w:color w:val="000000"/>
         </w:rPr>
         <w:t>Students should submit documentation of the partner they practice with and note any landmarks they were unable to identify so that the instructor may practice these landmarks with the class.</w:t>
@@ -77,24 +84,28 @@
       </w:pPr>
       <w:r>
         <w:rPr>
+          <w:rFonts w:ascii="Aptos" w:hAnsi="Aptos" w:cs="Aptos" w:eastAsia="Aptos"/>
           <w:color w:val="000000"/>
         </w:rPr>
         <w:t>Presimulation Activity</w:t>
       </w:r>
       <w:r>
         <w:rPr>
+          <w:rFonts w:ascii="Aptos" w:hAnsi="Aptos" w:cs="Aptos" w:eastAsia="Aptos"/>
           <w:color w:val="000000"/>
         </w:rPr>
         <w:t xml:space="preserve"> </w:t>
       </w:r>
       <w:r>
         <w:rPr>
+          <w:rFonts w:ascii="Aptos" w:hAnsi="Aptos" w:cs="Aptos" w:eastAsia="Aptos"/>
           <w:color w:val="000000"/>
         </w:rPr>
         <w:t>3</w:t>
       </w:r>
       <w:r>
         <w:rPr>
+          <w:rFonts w:ascii="Aptos" w:hAnsi="Aptos" w:cs="Aptos" w:eastAsia="Aptos"/>
           <w:color w:val="000000"/>
         </w:rPr>
         <w:t>: Special Test Practice</w:t>
@@ -133,6 +144,7 @@
             </w:pPr>
             <w:r>
               <w:rPr>
+                <w:rFonts w:ascii="Aptos" w:hAnsi="Aptos" w:cs="Aptos" w:eastAsia="Aptos"/>
                 <w:b/>
                 <w:bCs/>
                 <w:color w:val="FFFFFF" w:themeColor="background1"/>
@@ -159,6 +171,7 @@
             </w:pPr>
             <w:r>
               <w:rPr>
+                <w:rFonts w:ascii="Aptos" w:hAnsi="Aptos" w:cs="Aptos" w:eastAsia="Aptos"/>
                 <w:b/>
                 <w:bCs/>
                 <w:color w:val="FFFFFF" w:themeColor="background1"/>
@@ -185,6 +198,7 @@
             </w:pPr>
             <w:r>
               <w:rPr>
+                <w:rFonts w:ascii="Aptos" w:hAnsi="Aptos" w:cs="Aptos" w:eastAsia="Aptos"/>
                 <w:b/>
                 <w:bCs/>
                 <w:color w:val="FFFFFF" w:themeColor="background1"/>
@@ -214,6 +228,7 @@
             <w:proofErr w:type="spellStart"/>
             <w:r>
               <w:rPr>
+                <w:rFonts w:ascii="Aptos" w:hAnsi="Aptos" w:cs="Aptos" w:eastAsia="Aptos"/>
                 <w:color w:val="000000"/>
               </w:rPr>
               <w:t>Gaenslen’s</w:t>
@@ -221,6 +236,7 @@
             <w:proofErr w:type="spellEnd"/>
             <w:r>
               <w:rPr>
+                <w:rFonts w:ascii="Aptos" w:hAnsi="Aptos" w:cs="Aptos" w:eastAsia="Aptos"/>
                 <w:color w:val="000000"/>
               </w:rPr>
               <w:t xml:space="preserve"> test</w:t>
@@ -242,30 +258,35 @@
             </w:pPr>
             <w:r>
               <w:rPr>
+                <w:rFonts w:ascii="Aptos" w:eastAsia="Aptos" w:hAnsi="Aptos" w:cs="Aptos"/>
                 <w:color w:val="000000"/>
               </w:rPr>
               <w:t>Pain in the s</w:t>
             </w:r>
             <w:r>
               <w:rPr>
+                <w:rFonts w:ascii="Aptos" w:eastAsia="Aptos" w:hAnsi="Aptos" w:cs="Aptos"/>
                 <w:color w:val="000000"/>
               </w:rPr>
               <w:t>acroiliac</w:t>
             </w:r>
             <w:r>
               <w:rPr>
+                <w:rFonts w:ascii="Aptos" w:eastAsia="Aptos" w:hAnsi="Aptos" w:cs="Aptos"/>
                 <w:color w:val="000000"/>
               </w:rPr>
               <w:t xml:space="preserve"> (SI) joint or low back during maximal hip flexion on </w:t>
             </w:r>
             <w:r>
               <w:rPr>
+                <w:rFonts w:ascii="Aptos" w:eastAsia="Aptos" w:hAnsi="Aptos" w:cs="Aptos"/>
                 <w:color w:val="000000"/>
               </w:rPr>
               <w:t>one</w:t>
             </w:r>
             <w:r>
               <w:rPr>
+                <w:rFonts w:ascii="Aptos" w:eastAsia="Aptos" w:hAnsi="Aptos" w:cs="Aptos"/>
                 <w:color w:val="000000"/>
               </w:rPr>
               <w:t xml:space="preserve"> side and extension on the other</w:t>
@@ -287,6 +308,7 @@
             </w:pPr>
             <w:r>
               <w:rPr>
+                <w:rFonts w:ascii="Aptos" w:eastAsia="Aptos" w:hAnsi="Aptos" w:cs="Aptos"/>
                 <w:color w:val="000000"/>
               </w:rPr>
               <w:t>SI joint dysfunction</w:t>
@@ -313,6 +335,7 @@
             </w:pPr>
             <w:r>
               <w:rPr>
+                <w:rFonts w:ascii="Aptos" w:hAnsi="Aptos" w:cs="Aptos" w:eastAsia="Aptos"/>
                 <w:color w:val="000000"/>
               </w:rPr>
               <w:t>Thomas test</w:t>
@@ -334,6 +357,7 @@
             </w:pPr>
             <w:r>
               <w:rPr>
+                <w:rFonts w:ascii="Aptos" w:eastAsia="Aptos" w:hAnsi="Aptos" w:cs="Aptos"/>
                 <w:color w:val="000000"/>
               </w:rPr>
               <w:t>Inability of the extended leg to remain flat on the table; thigh lifts off table</w:t>
@@ -355,6 +379,7 @@
             </w:pPr>
             <w:r>
               <w:rPr>
+                <w:rFonts w:ascii="Aptos" w:eastAsia="Aptos" w:hAnsi="Aptos" w:cs="Aptos"/>
                 <w:color w:val="000000"/>
               </w:rPr>
               <w:t>Hip flexor (iliopsoas, rectus femoris) tightness</w:t>
@@ -381,6 +406,7 @@
             </w:pPr>
             <w:r>
               <w:rPr>
+                <w:rFonts w:ascii="Aptos" w:hAnsi="Aptos" w:cs="Aptos" w:eastAsia="Aptos"/>
                 <w:color w:val="000000"/>
               </w:rPr>
               <w:t>Hip scouring test</w:t>
@@ -402,6 +428,7 @@
             </w:pPr>
             <w:r>
               <w:rPr>
+                <w:rFonts w:ascii="Aptos" w:eastAsia="Aptos" w:hAnsi="Aptos" w:cs="Aptos"/>
                 <w:color w:val="000000"/>
               </w:rPr>
               <w:t>Groin pain, catching, clicking, or pain with compression and circumduction</w:t>
@@ -423,6 +450,7 @@
             </w:pPr>
             <w:r>
               <w:rPr>
+                <w:rFonts w:ascii="Aptos" w:eastAsia="Aptos" w:hAnsi="Aptos" w:cs="Aptos"/>
                 <w:color w:val="000000"/>
               </w:rPr>
               <w:t>Acetabular labral pathology, hip joint degeneration</w:t>
@@ -449,6 +477,7 @@
             </w:pPr>
             <w:r>
               <w:rPr>
+                <w:rFonts w:ascii="Aptos" w:hAnsi="Aptos" w:cs="Aptos" w:eastAsia="Aptos"/>
                 <w:color w:val="000000"/>
               </w:rPr>
               <w:t>Thigh thrust test</w:t>
@@ -470,6 +499,7 @@
             </w:pPr>
             <w:r>
               <w:rPr>
+                <w:rFonts w:ascii="Aptos" w:eastAsia="Aptos" w:hAnsi="Aptos" w:cs="Aptos"/>
                 <w:color w:val="000000"/>
               </w:rPr>
               <w:t>Pain reproduced in the SI joint with posteriorly directed force through the femur</w:t>
@@ -491,6 +521,7 @@
             </w:pPr>
             <w:r>
               <w:rPr>
+                <w:rFonts w:ascii="Aptos" w:hAnsi="Aptos" w:cs="Aptos" w:eastAsia="Aptos"/>
                 <w:color w:val="000000"/>
               </w:rPr>
               <w:t>SI joint dysfunction</w:t>
@@ -517,9 +548,9 @@
             </w:pPr>
             <w:r>
               <w:rPr>
-                <w:color w:val="000000"/>
-              </w:rPr>
-              <w:lastRenderedPageBreak/>
+                <w:rFonts w:ascii="Aptos" w:hAnsi="Aptos" w:cs="Aptos" w:eastAsia="Aptos"/>
+                <w:color w:val="000000"/>
+              </w:rPr>
               <w:t>FABER test</w:t>
             </w:r>
           </w:p>
@@ -539,6 +570,7 @@
             </w:pPr>
             <w:r>
               <w:rPr>
+                <w:rFonts w:ascii="Aptos" w:hAnsi="Aptos" w:cs="Aptos" w:eastAsia="Aptos"/>
                 <w:color w:val="000000"/>
               </w:rPr>
               <w:t>Pain in the groin or posterior SI region</w:t>
@@ -560,6 +592,7 @@
             </w:pPr>
             <w:r>
               <w:rPr>
+                <w:rFonts w:ascii="Aptos" w:hAnsi="Aptos" w:cs="Aptos" w:eastAsia="Aptos"/>
                 <w:color w:val="000000"/>
               </w:rPr>
               <w:t>SI joint dysfunction</w:t>
@@ -586,8 +619,10 @@
             </w:pPr>
             <w:r>
               <w:rPr>
-                <w:color w:val="000000"/>
-              </w:rPr>
+                <w:rFonts w:ascii="Aptos" w:hAnsi="Aptos" w:cs="Aptos" w:eastAsia="Aptos"/>
+                <w:color w:val="000000"/>
+              </w:rPr>
+              <w:lastRenderedPageBreak/>
               <w:t>Sacral thrust test</w:t>
             </w:r>
           </w:p>
@@ -607,18 +642,21 @@
             </w:pPr>
             <w:r>
               <w:rPr>
+                <w:rFonts w:ascii="Aptos" w:hAnsi="Aptos" w:cs="Aptos" w:eastAsia="Aptos"/>
                 <w:color w:val="000000"/>
               </w:rPr>
               <w:t xml:space="preserve">Pain at the SI joint with </w:t>
             </w:r>
             <w:r>
               <w:rPr>
+                <w:rFonts w:ascii="Aptos" w:hAnsi="Aptos" w:cs="Aptos" w:eastAsia="Aptos"/>
                 <w:color w:val="000000"/>
               </w:rPr>
               <w:t xml:space="preserve">an </w:t>
             </w:r>
             <w:r>
               <w:rPr>
+                <w:rFonts w:ascii="Aptos" w:hAnsi="Aptos" w:cs="Aptos" w:eastAsia="Aptos"/>
                 <w:color w:val="000000"/>
               </w:rPr>
               <w:t>anterior force applied to the sacrum</w:t>
@@ -640,6 +678,7 @@
             </w:pPr>
             <w:r>
               <w:rPr>
+                <w:rFonts w:ascii="Aptos" w:hAnsi="Aptos" w:cs="Aptos" w:eastAsia="Aptos"/>
                 <w:color w:val="000000"/>
               </w:rPr>
               <w:t>SI joint dysfunction</w:t>
@@ -666,6 +705,7 @@
             </w:pPr>
             <w:r>
               <w:rPr>
+                <w:rFonts w:ascii="Aptos" w:hAnsi="Aptos" w:cs="Aptos" w:eastAsia="Aptos"/>
                 <w:color w:val="000000"/>
               </w:rPr>
               <w:t>Ober’s test</w:t>
@@ -687,6 +727,7 @@
             </w:pPr>
             <w:r>
               <w:rPr>
+                <w:rFonts w:ascii="Aptos" w:eastAsia="Aptos" w:hAnsi="Aptos" w:cs="Aptos"/>
                 <w:color w:val="000000"/>
               </w:rPr>
               <w:t xml:space="preserve">Inability of the leg to </w:t>
@@ -694,6 +735,7 @@
             <w:proofErr w:type="gramStart"/>
             <w:r>
               <w:rPr>
+                <w:rFonts w:ascii="Aptos" w:eastAsia="Aptos" w:hAnsi="Aptos" w:cs="Aptos"/>
                 <w:color w:val="000000"/>
               </w:rPr>
               <w:t>adduct</w:t>
@@ -701,6 +743,7 @@
             <w:proofErr w:type="gramEnd"/>
             <w:r>
               <w:rPr>
+                <w:rFonts w:ascii="Aptos" w:eastAsia="Aptos" w:hAnsi="Aptos" w:cs="Aptos"/>
                 <w:color w:val="000000"/>
               </w:rPr>
               <w:t xml:space="preserve"> and drop toward the table</w:t>
@@ -722,6 +765,7 @@
             </w:pPr>
             <w:r>
               <w:rPr>
+                <w:rFonts w:ascii="Aptos" w:hAnsi="Aptos" w:cs="Aptos" w:eastAsia="Aptos"/>
                 <w:color w:val="000000"/>
               </w:rPr>
               <w:t>Iliotibial band (ITB) tightness</w:t>
@@ -748,6 +792,7 @@
             </w:pPr>
             <w:r>
               <w:rPr>
+                <w:rFonts w:ascii="Aptos" w:hAnsi="Aptos" w:cs="Aptos" w:eastAsia="Aptos"/>
                 <w:color w:val="000000"/>
               </w:rPr>
               <w:t>Nobel’s compression test</w:t>
@@ -769,18 +814,21 @@
             </w:pPr>
             <w:r>
               <w:rPr>
+                <w:rFonts w:ascii="Aptos" w:eastAsia="Aptos" w:hAnsi="Aptos" w:cs="Aptos"/>
                 <w:color w:val="000000"/>
               </w:rPr>
               <w:t>Pain over the lateral femoral epicondyle at ~</w:t>
             </w:r>
             <w:r>
               <w:rPr>
+                <w:rFonts w:ascii="Aptos" w:eastAsia="Aptos" w:hAnsi="Aptos" w:cs="Aptos"/>
                 <w:color w:val="000000"/>
               </w:rPr>
               <w:t>30</w:t>
             </w:r>
             <w:r>
               <w:rPr>
+                <w:rFonts w:ascii="Aptos" w:eastAsia="Aptos" w:hAnsi="Aptos" w:cs="Aptos"/>
                 <w:color w:val="000000"/>
               </w:rPr>
               <w:t>° knee flexion</w:t>
@@ -802,6 +850,7 @@
             </w:pPr>
             <w:r>
               <w:rPr>
+                <w:rFonts w:ascii="Aptos" w:hAnsi="Aptos" w:cs="Aptos" w:eastAsia="Aptos"/>
                 <w:color w:val="000000"/>
               </w:rPr>
               <w:t>ITB friction syndrome</w:t>
@@ -828,6 +877,7 @@
             </w:pPr>
             <w:r>
               <w:rPr>
+                <w:rFonts w:ascii="Aptos" w:hAnsi="Aptos" w:cs="Aptos" w:eastAsia="Aptos"/>
                 <w:color w:val="000000"/>
               </w:rPr>
               <w:t>Piriformis or FAIR test</w:t>
@@ -849,6 +899,7 @@
             </w:pPr>
             <w:r>
               <w:rPr>
+                <w:rFonts w:ascii="Aptos" w:eastAsia="Aptos" w:hAnsi="Aptos" w:cs="Aptos"/>
                 <w:color w:val="000000"/>
               </w:rPr>
               <w:t>Buttock pain or radiating symptoms with hip flexion, adduction, and internal rotation</w:t>
@@ -870,6 +921,7 @@
             </w:pPr>
             <w:r>
               <w:rPr>
+                <w:rFonts w:ascii="Aptos" w:eastAsia="Aptos" w:hAnsi="Aptos" w:cs="Aptos"/>
                 <w:color w:val="000000"/>
               </w:rPr>
               <w:t>Piriformis syndrome, sciatic nerve irritation</w:t>
@@ -878,86 +930,474 @@
         </w:tc>
       </w:tr>
     </w:tbl>
-    <w:p>
-      <w:pPr>
-        <w:spacing w:line="480" w:lineRule="auto"/>
-        <w:rPr>
-          <w:color w:val="000000"/>
-        </w:rPr>
-      </w:pPr>
-    </w:p>
-    <w:p>
-      <w:pPr>
-        <w:spacing w:line="480" w:lineRule="auto"/>
-        <w:rPr>
-          <w:color w:val="000000"/>
-        </w:rPr>
-      </w:pPr>
-    </w:p>
-    <w:p>
-      <w:pPr>
-        <w:spacing w:line="480" w:lineRule="auto"/>
-        <w:rPr>
-          <w:color w:val="000000"/>
-        </w:rPr>
-      </w:pPr>
-    </w:p>
-    <w:p>
-      <w:pPr>
-        <w:spacing w:line="480" w:lineRule="auto"/>
-        <w:rPr>
-          <w:color w:val="000000"/>
-        </w:rPr>
-      </w:pPr>
-    </w:p>
-    <w:p>
-      <w:pPr>
-        <w:spacing w:line="480" w:lineRule="auto"/>
-        <w:rPr>
-          <w:color w:val="000000"/>
-        </w:rPr>
-      </w:pPr>
-    </w:p>
-    <w:p>
-      <w:pPr>
-        <w:spacing w:line="480" w:lineRule="auto"/>
-        <w:rPr>
-          <w:color w:val="000000"/>
-        </w:rPr>
-      </w:pPr>
-    </w:p>
-    <w:p>
-      <w:pPr>
-        <w:spacing w:line="480" w:lineRule="auto"/>
-        <w:rPr>
-          <w:color w:val="000000"/>
-        </w:rPr>
-      </w:pPr>
-    </w:p>
-    <w:p>
-      <w:pPr>
-        <w:spacing w:line="480" w:lineRule="auto"/>
-        <w:rPr>
-          <w:color w:val="000000"/>
-        </w:rPr>
-      </w:pPr>
-    </w:p>
-    <w:p>
-      <w:pPr>
-        <w:spacing w:line="480" w:lineRule="auto"/>
-        <w:rPr>
-          <w:color w:val="000000"/>
-        </w:rPr>
-      </w:pPr>
-    </w:p>
-    <w:p>
-      <w:pPr>
-        <w:spacing w:line="480" w:lineRule="auto"/>
-        <w:rPr>
-          <w:color w:val="000000"/>
-        </w:rPr>
-      </w:pPr>
-    </w:p>
+    <w:tbl>
+      <w:tblPr>
+        <w:tblStyle w:val="TableGrid"/>
+        <w:tblW w:w="0" w:type="auto"/>
+        <w:tblLook w:val="04A0" w:firstRow="1" w:lastRow="0" w:firstColumn="1" w:lastColumn="0" w:noHBand="0" w:noVBand="1"/>
+      </w:tblPr>
+      <w:tblGrid>
+        <w:gridCol w:w="3286"/>
+        <w:gridCol w:w="3214"/>
+        <w:gridCol w:w="2850"/>
+      </w:tblGrid>
+      <w:tr>
+        <w:trPr/>
+        <w:tc>
+          <w:tcPr>
+            <w:tcW w:w="3286" w:type="dxa"/>
+          </w:tcPr>
+          <w:p>
+            <w:pPr>
+              <w:spacing w:line="480" w:lineRule="auto"/>
+              <w:rPr>
+                <w:rFonts w:ascii="Times New Roman" w:hAnsi="Times New Roman" w:cs="Times New Roman"/>
+                <w:b/>
+                <w:bCs/>
+                <w:color w:val="000000"/>
+              </w:rPr>
+            </w:pPr>
+          </w:p>
+        </w:tc>
+        <w:tc>
+          <w:tcPr>
+            <w:tcW w:w="3214" w:type="dxa"/>
+          </w:tcPr>
+          <w:p>
+            <w:pPr>
+              <w:spacing w:line="480" w:lineRule="auto"/>
+              <w:rPr>
+                <w:rFonts w:ascii="Times New Roman" w:hAnsi="Times New Roman" w:cs="Times New Roman"/>
+                <w:b/>
+                <w:bCs/>
+                <w:color w:val="000000"/>
+              </w:rPr>
+            </w:pPr>
+          </w:p>
+        </w:tc>
+        <w:tc>
+          <w:tcPr>
+            <w:tcW w:w="2850" w:type="dxa"/>
+          </w:tcPr>
+          <w:p>
+            <w:pPr>
+              <w:spacing w:line="480" w:lineRule="auto"/>
+              <w:rPr>
+                <w:rFonts w:ascii="Times New Roman" w:hAnsi="Times New Roman" w:cs="Times New Roman"/>
+                <w:b/>
+                <w:bCs/>
+                <w:color w:val="000000"/>
+              </w:rPr>
+            </w:pPr>
+          </w:p>
+        </w:tc>
+      </w:tr>
+      <w:tr>
+        <w:trPr/>
+        <w:tc>
+          <w:tcPr>
+            <w:tcW w:w="3286" w:type="dxa"/>
+          </w:tcPr>
+          <w:p>
+            <w:pPr>
+              <w:spacing w:line="480" w:lineRule="auto"/>
+              <w:rPr>
+                <w:rFonts w:ascii="Times New Roman" w:hAnsi="Times New Roman" w:cs="Times New Roman"/>
+                <w:color w:val="000000"/>
+              </w:rPr>
+            </w:pPr>
+          </w:p>
+        </w:tc>
+        <w:tc>
+          <w:tcPr>
+            <w:tcW w:w="3214" w:type="dxa"/>
+          </w:tcPr>
+          <w:p>
+            <w:pPr>
+              <w:spacing w:line="480" w:lineRule="auto"/>
+              <w:rPr>
+                <w:rFonts w:ascii="Times New Roman" w:eastAsia="Times New Roman" w:hAnsi="Times New Roman" w:cs="Times New Roman"/>
+                <w:color w:val="000000"/>
+              </w:rPr>
+            </w:pPr>
+          </w:p>
+        </w:tc>
+        <w:tc>
+          <w:tcPr>
+            <w:tcW w:w="2850" w:type="dxa"/>
+          </w:tcPr>
+          <w:p>
+            <w:pPr>
+              <w:spacing w:line="480" w:lineRule="auto"/>
+              <w:rPr>
+                <w:rFonts w:ascii="Times New Roman" w:eastAsia="Times New Roman" w:hAnsi="Times New Roman" w:cs="Times New Roman"/>
+                <w:color w:val="000000"/>
+              </w:rPr>
+            </w:pPr>
+          </w:p>
+        </w:tc>
+      </w:tr>
+      <w:tr>
+        <w:trPr/>
+        <w:tc>
+          <w:tcPr>
+            <w:tcW w:w="3286" w:type="dxa"/>
+          </w:tcPr>
+          <w:p>
+            <w:pPr>
+              <w:spacing w:line="480" w:lineRule="auto"/>
+              <w:rPr>
+                <w:rFonts w:ascii="Times New Roman" w:hAnsi="Times New Roman" w:cs="Times New Roman"/>
+                <w:color w:val="000000"/>
+              </w:rPr>
+            </w:pPr>
+          </w:p>
+        </w:tc>
+        <w:tc>
+          <w:tcPr>
+            <w:tcW w:w="3214" w:type="dxa"/>
+          </w:tcPr>
+          <w:p>
+            <w:pPr>
+              <w:spacing w:line="480" w:lineRule="auto"/>
+              <w:rPr>
+                <w:rFonts w:ascii="Times New Roman" w:eastAsia="Times New Roman" w:hAnsi="Times New Roman" w:cs="Times New Roman"/>
+                <w:color w:val="000000"/>
+              </w:rPr>
+            </w:pPr>
+          </w:p>
+        </w:tc>
+        <w:tc>
+          <w:tcPr>
+            <w:tcW w:w="2850" w:type="dxa"/>
+          </w:tcPr>
+          <w:p>
+            <w:pPr>
+              <w:spacing w:line="480" w:lineRule="auto"/>
+              <w:rPr>
+                <w:rFonts w:ascii="Times New Roman" w:eastAsia="Times New Roman" w:hAnsi="Times New Roman" w:cs="Times New Roman"/>
+                <w:color w:val="000000"/>
+              </w:rPr>
+            </w:pPr>
+          </w:p>
+        </w:tc>
+      </w:tr>
+      <w:tr>
+        <w:trPr/>
+        <w:tc>
+          <w:tcPr>
+            <w:tcW w:w="3286" w:type="dxa"/>
+          </w:tcPr>
+          <w:p>
+            <w:pPr>
+              <w:spacing w:line="480" w:lineRule="auto"/>
+              <w:rPr>
+                <w:rFonts w:ascii="Times New Roman" w:hAnsi="Times New Roman" w:cs="Times New Roman"/>
+                <w:color w:val="000000"/>
+              </w:rPr>
+            </w:pPr>
+          </w:p>
+        </w:tc>
+        <w:tc>
+          <w:tcPr>
+            <w:tcW w:w="3214" w:type="dxa"/>
+          </w:tcPr>
+          <w:p>
+            <w:pPr>
+              <w:spacing w:line="480" w:lineRule="auto"/>
+              <w:rPr>
+                <w:rFonts w:ascii="Times New Roman" w:eastAsia="Times New Roman" w:hAnsi="Times New Roman" w:cs="Times New Roman"/>
+                <w:color w:val="000000"/>
+              </w:rPr>
+            </w:pPr>
+          </w:p>
+        </w:tc>
+        <w:tc>
+          <w:tcPr>
+            <w:tcW w:w="2850" w:type="dxa"/>
+          </w:tcPr>
+          <w:p>
+            <w:pPr>
+              <w:spacing w:line="480" w:lineRule="auto"/>
+              <w:rPr>
+                <w:rFonts w:ascii="Times New Roman" w:eastAsia="Times New Roman" w:hAnsi="Times New Roman" w:cs="Times New Roman"/>
+                <w:color w:val="000000"/>
+              </w:rPr>
+            </w:pPr>
+          </w:p>
+        </w:tc>
+      </w:tr>
+      <w:tr>
+        <w:trPr/>
+        <w:tc>
+          <w:tcPr>
+            <w:tcW w:w="3286" w:type="dxa"/>
+          </w:tcPr>
+          <w:p>
+            <w:pPr>
+              <w:spacing w:line="480" w:lineRule="auto"/>
+              <w:rPr>
+                <w:rFonts w:ascii="Times New Roman" w:hAnsi="Times New Roman" w:cs="Times New Roman"/>
+                <w:color w:val="000000"/>
+              </w:rPr>
+            </w:pPr>
+          </w:p>
+        </w:tc>
+        <w:tc>
+          <w:tcPr>
+            <w:tcW w:w="3214" w:type="dxa"/>
+          </w:tcPr>
+          <w:p>
+            <w:pPr>
+              <w:spacing w:line="480" w:lineRule="auto"/>
+              <w:rPr>
+                <w:rFonts w:ascii="Times New Roman" w:eastAsia="Times New Roman" w:hAnsi="Times New Roman" w:cs="Times New Roman"/>
+                <w:color w:val="000000"/>
+              </w:rPr>
+            </w:pPr>
+          </w:p>
+        </w:tc>
+        <w:tc>
+          <w:tcPr>
+            <w:tcW w:w="2850" w:type="dxa"/>
+          </w:tcPr>
+          <w:p>
+            <w:pPr>
+              <w:spacing w:line="480" w:lineRule="auto"/>
+              <w:rPr>
+                <w:rFonts w:ascii="Times New Roman" w:hAnsi="Times New Roman" w:cs="Times New Roman"/>
+                <w:color w:val="000000"/>
+              </w:rPr>
+            </w:pPr>
+          </w:p>
+        </w:tc>
+      </w:tr>
+      <w:tr>
+        <w:trPr/>
+        <w:tc>
+          <w:tcPr>
+            <w:tcW w:w="3286" w:type="dxa"/>
+          </w:tcPr>
+          <w:p>
+            <w:pPr>
+              <w:spacing w:line="480" w:lineRule="auto"/>
+              <w:rPr>
+                <w:rFonts w:ascii="Times New Roman" w:hAnsi="Times New Roman" w:cs="Times New Roman"/>
+                <w:color w:val="000000"/>
+              </w:rPr>
+            </w:pPr>
+          </w:p>
+        </w:tc>
+        <w:tc>
+          <w:tcPr>
+            <w:tcW w:w="3214" w:type="dxa"/>
+          </w:tcPr>
+          <w:p>
+            <w:pPr>
+              <w:spacing w:line="480" w:lineRule="auto"/>
+              <w:rPr>
+                <w:rFonts w:ascii="Times New Roman" w:hAnsi="Times New Roman" w:cs="Times New Roman"/>
+                <w:color w:val="000000"/>
+              </w:rPr>
+            </w:pPr>
+          </w:p>
+        </w:tc>
+        <w:tc>
+          <w:tcPr>
+            <w:tcW w:w="2850" w:type="dxa"/>
+          </w:tcPr>
+          <w:p>
+            <w:pPr>
+              <w:spacing w:line="480" w:lineRule="auto"/>
+              <w:rPr>
+                <w:rFonts w:ascii="Times New Roman" w:hAnsi="Times New Roman" w:cs="Times New Roman"/>
+                <w:color w:val="000000"/>
+              </w:rPr>
+            </w:pPr>
+          </w:p>
+        </w:tc>
+      </w:tr>
+      <w:tr>
+        <w:trPr/>
+        <w:tc>
+          <w:tcPr>
+            <w:tcW w:w="3286" w:type="dxa"/>
+          </w:tcPr>
+          <w:p>
+            <w:pPr>
+              <w:spacing w:line="480" w:lineRule="auto"/>
+              <w:rPr>
+                <w:rFonts w:ascii="Times New Roman" w:hAnsi="Times New Roman" w:cs="Times New Roman"/>
+                <w:color w:val="000000"/>
+              </w:rPr>
+            </w:pPr>
+          </w:p>
+        </w:tc>
+        <w:tc>
+          <w:tcPr>
+            <w:tcW w:w="3214" w:type="dxa"/>
+          </w:tcPr>
+          <w:p>
+            <w:pPr>
+              <w:spacing w:line="480" w:lineRule="auto"/>
+              <w:rPr>
+                <w:rFonts w:ascii="Times New Roman" w:hAnsi="Times New Roman" w:cs="Times New Roman"/>
+                <w:color w:val="000000"/>
+              </w:rPr>
+            </w:pPr>
+          </w:p>
+        </w:tc>
+        <w:tc>
+          <w:tcPr>
+            <w:tcW w:w="2850" w:type="dxa"/>
+          </w:tcPr>
+          <w:p>
+            <w:pPr>
+              <w:spacing w:line="480" w:lineRule="auto"/>
+              <w:rPr>
+                <w:rFonts w:ascii="Times New Roman" w:hAnsi="Times New Roman" w:cs="Times New Roman"/>
+                <w:color w:val="000000"/>
+              </w:rPr>
+            </w:pPr>
+          </w:p>
+        </w:tc>
+      </w:tr>
+      <w:tr>
+        <w:trPr/>
+        <w:tc>
+          <w:tcPr>
+            <w:tcW w:w="3286" w:type="dxa"/>
+          </w:tcPr>
+          <w:p>
+            <w:pPr>
+              <w:spacing w:line="480" w:lineRule="auto"/>
+              <w:rPr>
+                <w:rFonts w:ascii="Times New Roman" w:hAnsi="Times New Roman" w:cs="Times New Roman"/>
+                <w:color w:val="000000"/>
+              </w:rPr>
+            </w:pPr>
+          </w:p>
+        </w:tc>
+        <w:tc>
+          <w:tcPr>
+            <w:tcW w:w="3214" w:type="dxa"/>
+          </w:tcPr>
+          <w:p>
+            <w:pPr>
+              <w:spacing w:line="480" w:lineRule="auto"/>
+              <w:rPr>
+                <w:rFonts w:ascii="Times New Roman" w:eastAsia="Times New Roman" w:hAnsi="Times New Roman" w:cs="Times New Roman"/>
+                <w:color w:val="000000"/>
+              </w:rPr>
+            </w:pPr>
+          </w:p>
+        </w:tc>
+        <w:tc>
+          <w:tcPr>
+            <w:tcW w:w="2850" w:type="dxa"/>
+          </w:tcPr>
+          <w:p>
+            <w:pPr>
+              <w:spacing w:line="480" w:lineRule="auto"/>
+              <w:rPr>
+                <w:rFonts w:ascii="Times New Roman" w:hAnsi="Times New Roman" w:cs="Times New Roman"/>
+                <w:color w:val="000000"/>
+              </w:rPr>
+            </w:pPr>
+          </w:p>
+        </w:tc>
+      </w:tr>
+      <w:tr>
+        <w:trPr/>
+        <w:tc>
+          <w:tcPr>
+            <w:tcW w:w="3286" w:type="dxa"/>
+          </w:tcPr>
+          <w:p>
+            <w:pPr>
+              <w:spacing w:line="480" w:lineRule="auto"/>
+              <w:rPr>
+                <w:rFonts w:ascii="Times New Roman" w:hAnsi="Times New Roman" w:cs="Times New Roman"/>
+                <w:color w:val="000000"/>
+              </w:rPr>
+            </w:pPr>
+          </w:p>
+        </w:tc>
+        <w:tc>
+          <w:tcPr>
+            <w:tcW w:w="3214" w:type="dxa"/>
+          </w:tcPr>
+          <w:p>
+            <w:pPr>
+              <w:spacing w:line="480" w:lineRule="auto"/>
+              <w:rPr>
+                <w:rFonts w:ascii="Times New Roman" w:eastAsia="Times New Roman" w:hAnsi="Times New Roman" w:cs="Times New Roman"/>
+                <w:color w:val="000000"/>
+              </w:rPr>
+            </w:pPr>
+          </w:p>
+        </w:tc>
+        <w:tc>
+          <w:tcPr>
+            <w:tcW w:w="2850" w:type="dxa"/>
+          </w:tcPr>
+          <w:p>
+            <w:pPr>
+              <w:spacing w:line="480" w:lineRule="auto"/>
+              <w:rPr>
+                <w:rFonts w:ascii="Times New Roman" w:hAnsi="Times New Roman" w:cs="Times New Roman"/>
+                <w:color w:val="000000"/>
+              </w:rPr>
+            </w:pPr>
+          </w:p>
+        </w:tc>
+      </w:tr>
+      <w:tr>
+        <w:trPr/>
+        <w:tc>
+          <w:tcPr>
+            <w:tcW w:w="3286" w:type="dxa"/>
+          </w:tcPr>
+          <w:p>
+            <w:pPr>
+              <w:spacing w:line="480" w:lineRule="auto"/>
+              <w:rPr>
+                <w:rFonts w:ascii="Times New Roman" w:hAnsi="Times New Roman" w:cs="Times New Roman"/>
+                <w:color w:val="000000"/>
+              </w:rPr>
+            </w:pPr>
+          </w:p>
+        </w:tc>
+        <w:tc>
+          <w:tcPr>
+            <w:tcW w:w="3214" w:type="dxa"/>
+          </w:tcPr>
+          <w:p>
+            <w:pPr>
+              <w:spacing w:line="480" w:lineRule="auto"/>
+              <w:rPr>
+                <w:rFonts w:ascii="Times New Roman" w:eastAsia="Times New Roman" w:hAnsi="Times New Roman" w:cs="Times New Roman"/>
+                <w:color w:val="000000"/>
+              </w:rPr>
+            </w:pPr>
+          </w:p>
+        </w:tc>
+        <w:tc>
+          <w:tcPr>
+            <w:tcW w:w="2850" w:type="dxa"/>
+          </w:tcPr>
+          <w:p>
+            <w:pPr>
+              <w:spacing w:line="480" w:lineRule="auto"/>
+              <w:rPr>
+                <w:rFonts w:ascii="Times New Roman" w:eastAsia="Times New Roman" w:hAnsi="Times New Roman" w:cs="Times New Roman"/>
+                <w:color w:val="000000"/>
+              </w:rPr>
+            </w:pPr>
+          </w:p>
+        </w:tc>
+      </w:tr>
+    </w:tbl>
     <w:p>
       <w:pPr>
         <w:spacing w:line="480" w:lineRule="auto"/>
@@ -966,41 +1406,37 @@
           <w:color w:val="000000"/>
         </w:rPr>
       </w:pPr>
-      <w:proofErr w:type="spellStart"/>
       <w:r>
         <w:rPr>
+          <w:rFonts w:ascii="Aptos" w:hAnsi="Aptos" w:cs="Aptos" w:eastAsia="Aptos"/>
           <w:color w:val="000000"/>
         </w:rPr>
-        <w:lastRenderedPageBreak/>
-        <w:t>Presimulation</w:t>
-      </w:r>
-      <w:proofErr w:type="spellEnd"/>
-      <w:r>
-        <w:rPr>
-          <w:color w:val="000000"/>
-        </w:rPr>
-        <w:t xml:space="preserve"> Activity</w:t>
+        <w:t>Presimulation Activity</w:t>
       </w:r>
       <w:r>
         <w:rPr>
+          <w:rFonts w:ascii="Aptos" w:hAnsi="Aptos" w:cs="Aptos" w:eastAsia="Aptos"/>
           <w:color w:val="000000"/>
         </w:rPr>
         <w:t xml:space="preserve"> </w:t>
       </w:r>
       <w:r>
         <w:rPr>
+          <w:rFonts w:ascii="Aptos" w:hAnsi="Aptos" w:cs="Aptos" w:eastAsia="Aptos"/>
           <w:color w:val="000000"/>
         </w:rPr>
         <w:t>4</w:t>
       </w:r>
       <w:r>
         <w:rPr>
+          <w:rFonts w:ascii="Aptos" w:hAnsi="Aptos" w:cs="Aptos" w:eastAsia="Aptos"/>
           <w:color w:val="000000"/>
         </w:rPr>
         <w:t xml:space="preserve">: Modality </w:t>
       </w:r>
       <w:r>
         <w:rPr>
+          <w:rFonts w:ascii="Aptos" w:hAnsi="Aptos" w:cs="Aptos" w:eastAsia="Aptos"/>
           <w:color w:val="000000"/>
         </w:rPr>
         <w:t>Selection</w:t>
@@ -1016,6 +1452,7 @@
       </w:pPr>
       <w:r>
         <w:rPr>
+          <w:rFonts w:ascii="Aptos" w:hAnsi="Aptos" w:cs="Aptos" w:eastAsia="Aptos"/>
           <w:color w:val="000000"/>
         </w:rPr>
         <w:t>Students may select other modalities that are not listed, but here are some examples:</w:t>
@@ -1035,7 +1472,7 @@
       </w:tblGrid>
       <w:tr>
         <w:trPr>
-          <w:trHeight w:val="869"/>
+          <w:trHeight w:val="864"/>
         </w:trPr>
         <w:tc>
           <w:tcPr>
@@ -1055,6 +1492,7 @@
             </w:pPr>
             <w:r>
               <w:rPr>
+                <w:rFonts w:ascii="Aptos" w:hAnsi="Aptos" w:cs="Aptos" w:eastAsia="Aptos"/>
                 <w:b/>
                 <w:bCs/>
                 <w:color w:val="FFFFFF" w:themeColor="background1"/>
@@ -1081,6 +1519,7 @@
             </w:pPr>
             <w:r>
               <w:rPr>
+                <w:rFonts w:ascii="Aptos" w:hAnsi="Aptos" w:cs="Aptos" w:eastAsia="Aptos"/>
                 <w:b/>
                 <w:bCs/>
                 <w:color w:val="FFFFFF" w:themeColor="background1"/>
@@ -1107,6 +1546,7 @@
             </w:pPr>
             <w:r>
               <w:rPr>
+                <w:rFonts w:ascii="Aptos" w:hAnsi="Aptos" w:cs="Aptos" w:eastAsia="Aptos"/>
                 <w:b/>
                 <w:bCs/>
                 <w:color w:val="FFFFFF" w:themeColor="background1"/>
@@ -1118,7 +1558,7 @@
       </w:tr>
       <w:tr>
         <w:trPr>
-          <w:trHeight w:val="434"/>
+          <w:trHeight w:val="432"/>
         </w:trPr>
         <w:tc>
           <w:tcPr>
@@ -1135,24 +1575,28 @@
             </w:pPr>
             <w:r>
               <w:rPr>
+                <w:rFonts w:ascii="Aptos" w:hAnsi="Aptos" w:cs="Aptos" w:eastAsia="Aptos"/>
                 <w:color w:val="000000"/>
               </w:rPr>
               <w:t xml:space="preserve">1. </w:t>
             </w:r>
             <w:r>
               <w:rPr>
+                <w:rFonts w:ascii="Aptos" w:hAnsi="Aptos" w:cs="Aptos" w:eastAsia="Aptos"/>
                 <w:color w:val="000000"/>
               </w:rPr>
               <w:t xml:space="preserve">Ice </w:t>
             </w:r>
             <w:r>
               <w:rPr>
+                <w:rFonts w:ascii="Aptos" w:hAnsi="Aptos" w:cs="Aptos" w:eastAsia="Aptos"/>
                 <w:color w:val="000000"/>
               </w:rPr>
               <w:t>p</w:t>
             </w:r>
             <w:r>
               <w:rPr>
+                <w:rFonts w:ascii="Aptos" w:hAnsi="Aptos" w:cs="Aptos" w:eastAsia="Aptos"/>
                 <w:color w:val="000000"/>
               </w:rPr>
               <w:t>ack</w:t>
@@ -1173,6 +1617,7 @@
             </w:pPr>
             <w:r>
               <w:rPr>
+                <w:rFonts w:ascii="Aptos" w:hAnsi="Aptos" w:cs="Aptos" w:eastAsia="Aptos"/>
                 <w:color w:val="000000"/>
               </w:rPr>
               <w:t>15-20 min</w:t>
@@ -1193,6 +1638,7 @@
             </w:pPr>
             <w:r>
               <w:rPr>
+                <w:rFonts w:ascii="Aptos" w:hAnsi="Aptos" w:cs="Aptos" w:eastAsia="Aptos"/>
                 <w:color w:val="000000"/>
               </w:rPr>
               <w:t>Prone</w:t>
@@ -1202,7 +1648,7 @@
       </w:tr>
       <w:tr>
         <w:trPr>
-          <w:trHeight w:val="434"/>
+          <w:trHeight w:val="432"/>
         </w:trPr>
         <w:tc>
           <w:tcPr>
@@ -1219,12 +1665,14 @@
             </w:pPr>
             <w:r>
               <w:rPr>
+                <w:rFonts w:ascii="Aptos" w:hAnsi="Aptos" w:cs="Aptos" w:eastAsia="Aptos"/>
                 <w:color w:val="000000"/>
               </w:rPr>
               <w:t xml:space="preserve">2. </w:t>
             </w:r>
             <w:r>
               <w:rPr>
+                <w:rFonts w:ascii="Aptos" w:hAnsi="Aptos" w:cs="Aptos" w:eastAsia="Aptos"/>
                 <w:color w:val="000000"/>
               </w:rPr>
               <w:t>TENS</w:t>
@@ -1245,24 +1693,28 @@
             </w:pPr>
             <w:r>
               <w:rPr>
+                <w:rFonts w:ascii="Aptos" w:hAnsi="Aptos" w:cs="Aptos" w:eastAsia="Aptos"/>
                 <w:color w:val="000000"/>
               </w:rPr>
               <w:t>80-120</w:t>
             </w:r>
             <w:r>
               <w:rPr>
+                <w:rFonts w:ascii="Aptos" w:hAnsi="Aptos" w:cs="Aptos" w:eastAsia="Aptos"/>
                 <w:color w:val="000000"/>
               </w:rPr>
               <w:t xml:space="preserve"> Hz, </w:t>
             </w:r>
             <w:r>
               <w:rPr>
+                <w:rFonts w:ascii="Aptos" w:hAnsi="Aptos" w:cs="Aptos" w:eastAsia="Aptos"/>
                 <w:color w:val="000000"/>
               </w:rPr>
               <w:t>20-30 min</w:t>
             </w:r>
             <w:r>
               <w:rPr>
+                <w:rFonts w:ascii="Aptos" w:hAnsi="Aptos" w:cs="Aptos" w:eastAsia="Aptos"/>
                 <w:color w:val="000000"/>
               </w:rPr>
               <w:t>, low or sensory level intensity</w:t>
@@ -1283,6 +1735,7 @@
             </w:pPr>
             <w:r>
               <w:rPr>
+                <w:rFonts w:ascii="Aptos" w:hAnsi="Aptos" w:cs="Aptos" w:eastAsia="Aptos"/>
                 <w:color w:val="000000"/>
               </w:rPr>
               <w:t>Prone in a comfortable position; electrodes around painful area</w:t>
@@ -1292,7 +1745,7 @@
       </w:tr>
       <w:tr>
         <w:trPr>
-          <w:trHeight w:val="434"/>
+          <w:trHeight w:val="432"/>
         </w:trPr>
         <w:tc>
           <w:tcPr>
@@ -1309,12 +1762,14 @@
             </w:pPr>
             <w:r>
               <w:rPr>
+                <w:rFonts w:ascii="Aptos" w:hAnsi="Aptos" w:cs="Aptos" w:eastAsia="Aptos"/>
                 <w:color w:val="000000"/>
               </w:rPr>
               <w:t xml:space="preserve">3 </w:t>
             </w:r>
             <w:r>
               <w:rPr>
+                <w:rFonts w:ascii="Aptos" w:hAnsi="Aptos" w:cs="Aptos" w:eastAsia="Aptos"/>
                 <w:color w:val="000000"/>
               </w:rPr>
               <w:t>Interferential current (IFC)</w:t>
@@ -1335,18 +1790,21 @@
             </w:pPr>
             <w:r>
               <w:rPr>
+                <w:rFonts w:ascii="Aptos" w:hAnsi="Aptos" w:cs="Aptos" w:eastAsia="Aptos"/>
                 <w:color w:val="000000"/>
               </w:rPr>
               <w:t>80-150</w:t>
             </w:r>
             <w:r>
               <w:rPr>
+                <w:rFonts w:ascii="Aptos" w:hAnsi="Aptos" w:cs="Aptos" w:eastAsia="Aptos"/>
                 <w:color w:val="000000"/>
               </w:rPr>
               <w:t xml:space="preserve"> Hz; sensory level intensity; </w:t>
             </w:r>
             <w:r>
               <w:rPr>
+                <w:rFonts w:ascii="Aptos" w:hAnsi="Aptos" w:cs="Aptos" w:eastAsia="Aptos"/>
                 <w:color w:val="000000"/>
               </w:rPr>
               <w:t>15-20 min</w:t>
@@ -1367,6 +1825,7 @@
             </w:pPr>
             <w:r>
               <w:rPr>
+                <w:rFonts w:ascii="Aptos" w:hAnsi="Aptos" w:cs="Aptos" w:eastAsia="Aptos"/>
                 <w:color w:val="000000"/>
               </w:rPr>
               <w:t>Prone with pad channels crossing the painful area</w:t>
@@ -1374,9 +1833,22 @@
           </w:p>
         </w:tc>
       </w:tr>
+    </w:tbl>
+    <w:tbl>
+      <w:tblPr>
+        <w:tblStyle w:val="TableGrid"/>
+        <w:tblW w:w="5000" w:type="pct"/>
+        <w:shd w:val="clear" w:color="auto" w:fill="A73023"/>
+        <w:tblLook w:val="04A0" w:firstRow="1" w:lastRow="0" w:firstColumn="1" w:lastColumn="0" w:noHBand="0" w:noVBand="1"/>
+      </w:tblPr>
+      <w:tblGrid>
+        <w:gridCol w:w="3192"/>
+        <w:gridCol w:w="3071"/>
+        <w:gridCol w:w="3313"/>
+      </w:tblGrid>
       <w:tr>
         <w:trPr>
-          <w:trHeight w:val="869"/>
+          <w:trHeight w:val="864"/>
         </w:trPr>
         <w:tc>
           <w:tcPr>
@@ -1398,6 +1870,7 @@
             </w:pPr>
             <w:r>
               <w:rPr>
+                <w:rFonts w:ascii="Aptos" w:hAnsi="Aptos" w:cs="Aptos" w:eastAsia="Aptos"/>
                 <w:b/>
                 <w:bCs/>
                 <w:color w:val="FFFFFF" w:themeColor="background1"/>
@@ -1428,6 +1901,7 @@
             </w:pPr>
             <w:r>
               <w:rPr>
+                <w:rFonts w:ascii="Aptos" w:hAnsi="Aptos" w:cs="Aptos" w:eastAsia="Aptos"/>
                 <w:b/>
                 <w:bCs/>
                 <w:color w:val="FFFFFF" w:themeColor="background1"/>
@@ -1458,6 +1932,7 @@
             </w:pPr>
             <w:r>
               <w:rPr>
+                <w:rFonts w:ascii="Aptos" w:hAnsi="Aptos" w:cs="Aptos" w:eastAsia="Aptos"/>
                 <w:b/>
                 <w:bCs/>
                 <w:color w:val="FFFFFF" w:themeColor="background1"/>
@@ -1471,7 +1946,7 @@
       </w:tr>
       <w:tr>
         <w:trPr>
-          <w:trHeight w:val="434"/>
+          <w:trHeight w:val="432"/>
         </w:trPr>
         <w:tc>
           <w:tcPr>
@@ -1488,12 +1963,14 @@
             </w:pPr>
             <w:r>
               <w:rPr>
+                <w:rFonts w:ascii="Aptos" w:hAnsi="Aptos" w:cs="Aptos" w:eastAsia="Aptos"/>
                 <w:color w:val="000000"/>
               </w:rPr>
               <w:t xml:space="preserve">1. </w:t>
             </w:r>
             <w:r>
               <w:rPr>
+                <w:rFonts w:ascii="Aptos" w:hAnsi="Aptos" w:cs="Aptos" w:eastAsia="Aptos"/>
                 <w:color w:val="000000"/>
               </w:rPr>
               <w:t>Moist heat pack</w:t>
@@ -1514,6 +1991,7 @@
             </w:pPr>
             <w:r>
               <w:rPr>
+                <w:rFonts w:ascii="Aptos" w:hAnsi="Aptos" w:cs="Aptos" w:eastAsia="Aptos"/>
                 <w:color w:val="000000"/>
               </w:rPr>
               <w:t>10-15 min</w:t>
@@ -1534,6 +2012,7 @@
             </w:pPr>
             <w:r>
               <w:rPr>
+                <w:rFonts w:ascii="Aptos" w:hAnsi="Aptos" w:cs="Aptos" w:eastAsia="Aptos"/>
                 <w:color w:val="000000"/>
               </w:rPr>
               <w:t>Prone</w:t>
@@ -1543,7 +2022,7 @@
       </w:tr>
       <w:tr>
         <w:trPr>
-          <w:trHeight w:val="434"/>
+          <w:trHeight w:val="432"/>
         </w:trPr>
         <w:tc>
           <w:tcPr>
@@ -1560,24 +2039,29 @@
             </w:pPr>
             <w:r>
               <w:rPr>
-                <w:color w:val="000000"/>
-              </w:rPr>
+                <w:rFonts w:ascii="Aptos" w:hAnsi="Aptos" w:cs="Aptos" w:eastAsia="Aptos"/>
+                <w:color w:val="000000"/>
+              </w:rPr>
+              <w:lastRenderedPageBreak/>
               <w:t xml:space="preserve">2. </w:t>
             </w:r>
             <w:r>
               <w:rPr>
+                <w:rFonts w:ascii="Aptos" w:hAnsi="Aptos" w:cs="Aptos" w:eastAsia="Aptos"/>
                 <w:color w:val="000000"/>
               </w:rPr>
               <w:t xml:space="preserve">Ice </w:t>
             </w:r>
             <w:r>
               <w:rPr>
+                <w:rFonts w:ascii="Aptos" w:hAnsi="Aptos" w:cs="Aptos" w:eastAsia="Aptos"/>
                 <w:color w:val="000000"/>
               </w:rPr>
               <w:t>and</w:t>
             </w:r>
             <w:r>
               <w:rPr>
+                <w:rFonts w:ascii="Aptos" w:hAnsi="Aptos" w:cs="Aptos" w:eastAsia="Aptos"/>
                 <w:color w:val="000000"/>
               </w:rPr>
               <w:t xml:space="preserve"> compression with SI belt</w:t>
@@ -1598,6 +2082,7 @@
             </w:pPr>
             <w:r>
               <w:rPr>
+                <w:rFonts w:ascii="Aptos" w:hAnsi="Aptos" w:cs="Aptos" w:eastAsia="Aptos"/>
                 <w:color w:val="000000"/>
               </w:rPr>
               <w:t>15-20 min</w:t>
@@ -1618,6 +2103,7 @@
             </w:pPr>
             <w:r>
               <w:rPr>
+                <w:rFonts w:ascii="Aptos" w:hAnsi="Aptos" w:cs="Aptos" w:eastAsia="Aptos"/>
                 <w:color w:val="000000"/>
               </w:rPr>
               <w:t>Prone with SI belt applied snug but not restrictive</w:t>
@@ -1627,7 +2113,7 @@
       </w:tr>
       <w:tr>
         <w:trPr>
-          <w:trHeight w:val="434"/>
+          <w:trHeight w:val="432"/>
         </w:trPr>
         <w:tc>
           <w:tcPr>
@@ -1644,12 +2130,14 @@
             </w:pPr>
             <w:r>
               <w:rPr>
+                <w:rFonts w:ascii="Aptos" w:hAnsi="Aptos" w:cs="Aptos" w:eastAsia="Aptos"/>
                 <w:color w:val="000000"/>
               </w:rPr>
               <w:t xml:space="preserve">3. </w:t>
             </w:r>
             <w:r>
               <w:rPr>
+                <w:rFonts w:ascii="Aptos" w:hAnsi="Aptos" w:cs="Aptos" w:eastAsia="Aptos"/>
                 <w:color w:val="000000"/>
               </w:rPr>
               <w:t>Traction</w:t>
@@ -1670,12 +2158,14 @@
             </w:pPr>
             <w:r>
               <w:rPr>
+                <w:rFonts w:ascii="Aptos" w:hAnsi="Aptos" w:cs="Aptos" w:eastAsia="Aptos"/>
                 <w:color w:val="000000"/>
               </w:rPr>
               <w:t xml:space="preserve">Low load (15-20% of body weight); intermittent; </w:t>
             </w:r>
             <w:r>
               <w:rPr>
+                <w:rFonts w:ascii="Aptos" w:hAnsi="Aptos" w:cs="Aptos" w:eastAsia="Aptos"/>
                 <w:color w:val="000000"/>
               </w:rPr>
               <w:t>10-15 min</w:t>
@@ -1696,18 +2186,21 @@
             </w:pPr>
             <w:r>
               <w:rPr>
+                <w:rFonts w:ascii="Aptos" w:hAnsi="Aptos" w:cs="Aptos" w:eastAsia="Aptos"/>
                 <w:color w:val="000000"/>
               </w:rPr>
               <w:t>Supine with hips</w:t>
             </w:r>
             <w:r>
               <w:rPr>
+                <w:rFonts w:ascii="Aptos" w:hAnsi="Aptos" w:cs="Aptos" w:eastAsia="Aptos"/>
                 <w:color w:val="000000"/>
               </w:rPr>
               <w:t xml:space="preserve"> or </w:t>
             </w:r>
             <w:r>
               <w:rPr>
+                <w:rFonts w:ascii="Aptos" w:hAnsi="Aptos" w:cs="Aptos" w:eastAsia="Aptos"/>
                 <w:color w:val="000000"/>
               </w:rPr>
               <w:t>knees flexed</w:t>
@@ -1715,9 +2208,22 @@
           </w:p>
         </w:tc>
       </w:tr>
+    </w:tbl>
+    <w:tbl>
+      <w:tblPr>
+        <w:tblStyle w:val="TableGrid"/>
+        <w:tblW w:w="5000" w:type="pct"/>
+        <w:shd w:val="clear" w:color="auto" w:fill="A73023"/>
+        <w:tblLook w:val="04A0" w:firstRow="1" w:lastRow="0" w:firstColumn="1" w:lastColumn="0" w:noHBand="0" w:noVBand="1"/>
+      </w:tblPr>
+      <w:tblGrid>
+        <w:gridCol w:w="3192"/>
+        <w:gridCol w:w="3071"/>
+        <w:gridCol w:w="3313"/>
+      </w:tblGrid>
       <w:tr>
         <w:trPr>
-          <w:trHeight w:val="869"/>
+          <w:trHeight w:val="864"/>
         </w:trPr>
         <w:tc>
           <w:tcPr>
@@ -1739,6 +2245,7 @@
             </w:pPr>
             <w:r>
               <w:rPr>
+                <w:rFonts w:ascii="Aptos" w:hAnsi="Aptos" w:cs="Aptos" w:eastAsia="Aptos"/>
                 <w:b/>
                 <w:bCs/>
                 <w:color w:val="FFFFFF" w:themeColor="background1"/>
@@ -1769,6 +2276,7 @@
             </w:pPr>
             <w:r>
               <w:rPr>
+                <w:rFonts w:ascii="Aptos" w:hAnsi="Aptos" w:cs="Aptos" w:eastAsia="Aptos"/>
                 <w:b/>
                 <w:bCs/>
                 <w:color w:val="FFFFFF" w:themeColor="background1"/>
@@ -1799,6 +2307,7 @@
             </w:pPr>
             <w:r>
               <w:rPr>
+                <w:rFonts w:ascii="Aptos" w:hAnsi="Aptos" w:cs="Aptos" w:eastAsia="Aptos"/>
                 <w:b/>
                 <w:bCs/>
                 <w:color w:val="FFFFFF" w:themeColor="background1"/>
@@ -1812,7 +2321,7 @@
       </w:tr>
       <w:tr>
         <w:trPr>
-          <w:trHeight w:val="434"/>
+          <w:trHeight w:val="432"/>
         </w:trPr>
         <w:tc>
           <w:tcPr>
@@ -1829,12 +2338,14 @@
             </w:pPr>
             <w:r>
               <w:rPr>
+                <w:rFonts w:ascii="Aptos" w:hAnsi="Aptos" w:cs="Aptos" w:eastAsia="Aptos"/>
                 <w:color w:val="000000"/>
               </w:rPr>
               <w:t xml:space="preserve">1. </w:t>
             </w:r>
             <w:r>
               <w:rPr>
+                <w:rFonts w:ascii="Aptos" w:hAnsi="Aptos" w:cs="Aptos" w:eastAsia="Aptos"/>
                 <w:color w:val="000000"/>
               </w:rPr>
               <w:t>Therapeutic ultrasound</w:t>
@@ -1855,36 +2366,42 @@
             </w:pPr>
             <w:r>
               <w:rPr>
+                <w:rFonts w:ascii="Aptos" w:hAnsi="Aptos" w:cs="Aptos" w:eastAsia="Aptos"/>
                 <w:color w:val="000000"/>
               </w:rPr>
               <w:t>100</w:t>
             </w:r>
             <w:r>
               <w:rPr>
+                <w:rFonts w:ascii="Aptos" w:hAnsi="Aptos" w:cs="Aptos" w:eastAsia="Aptos"/>
                 <w:color w:val="000000"/>
               </w:rPr>
               <w:t>%</w:t>
             </w:r>
             <w:r>
               <w:rPr>
+                <w:rFonts w:ascii="Aptos" w:hAnsi="Aptos" w:cs="Aptos" w:eastAsia="Aptos"/>
                 <w:color w:val="000000"/>
               </w:rPr>
               <w:t xml:space="preserve"> duty cycle; </w:t>
             </w:r>
             <w:r>
               <w:rPr>
+                <w:rFonts w:ascii="Aptos" w:hAnsi="Aptos" w:cs="Aptos" w:eastAsia="Aptos"/>
                 <w:color w:val="000000"/>
               </w:rPr>
               <w:t>1.0-1.5</w:t>
             </w:r>
             <w:r>
               <w:rPr>
+                <w:rFonts w:ascii="Aptos" w:hAnsi="Aptos" w:cs="Aptos" w:eastAsia="Aptos"/>
                 <w:color w:val="000000"/>
               </w:rPr>
               <w:t xml:space="preserve"> W/cm</w:t>
             </w:r>
             <w:r>
               <w:rPr>
+                <w:rFonts w:ascii="Aptos" w:hAnsi="Aptos" w:cs="Aptos" w:eastAsia="Aptos"/>
                 <w:color w:val="000000"/>
                 <w:vertAlign w:val="superscript"/>
               </w:rPr>
@@ -1892,12 +2409,14 @@
             </w:r>
             <w:r>
               <w:rPr>
+                <w:rFonts w:ascii="Aptos" w:hAnsi="Aptos" w:cs="Aptos" w:eastAsia="Aptos"/>
                 <w:color w:val="000000"/>
               </w:rPr>
               <w:t xml:space="preserve">; </w:t>
             </w:r>
             <w:r>
               <w:rPr>
+                <w:rFonts w:ascii="Aptos" w:hAnsi="Aptos" w:cs="Aptos" w:eastAsia="Aptos"/>
                 <w:color w:val="000000"/>
               </w:rPr>
               <w:t>5-8 min</w:t>
@@ -1918,6 +2437,7 @@
             </w:pPr>
             <w:r>
               <w:rPr>
+                <w:rFonts w:ascii="Aptos" w:hAnsi="Aptos" w:cs="Aptos" w:eastAsia="Aptos"/>
                 <w:color w:val="000000"/>
               </w:rPr>
               <w:t>Prone</w:t>
@@ -1927,7 +2447,7 @@
       </w:tr>
       <w:tr>
         <w:trPr>
-          <w:trHeight w:val="434"/>
+          <w:trHeight w:val="432"/>
         </w:trPr>
         <w:tc>
           <w:tcPr>
@@ -1944,37 +2464,42 @@
             </w:pPr>
             <w:r>
               <w:rPr>
-                <w:color w:val="000000"/>
-              </w:rPr>
-              <w:lastRenderedPageBreak/>
+                <w:rFonts w:ascii="Aptos" w:hAnsi="Aptos" w:cs="Aptos" w:eastAsia="Aptos"/>
+                <w:color w:val="000000"/>
+              </w:rPr>
               <w:t xml:space="preserve">2. </w:t>
             </w:r>
             <w:r>
               <w:rPr>
+                <w:rFonts w:ascii="Aptos" w:hAnsi="Aptos" w:cs="Aptos" w:eastAsia="Aptos"/>
                 <w:color w:val="000000"/>
               </w:rPr>
               <w:t xml:space="preserve">Heat </w:t>
             </w:r>
             <w:r>
               <w:rPr>
+                <w:rFonts w:ascii="Aptos" w:hAnsi="Aptos" w:cs="Aptos" w:eastAsia="Aptos"/>
                 <w:color w:val="000000"/>
               </w:rPr>
               <w:t>and</w:t>
             </w:r>
             <w:r>
               <w:rPr>
+                <w:rFonts w:ascii="Aptos" w:hAnsi="Aptos" w:cs="Aptos" w:eastAsia="Aptos"/>
                 <w:color w:val="000000"/>
               </w:rPr>
               <w:t xml:space="preserve"> </w:t>
             </w:r>
             <w:r>
               <w:rPr>
+                <w:rFonts w:ascii="Aptos" w:hAnsi="Aptos" w:cs="Aptos" w:eastAsia="Aptos"/>
                 <w:color w:val="000000"/>
               </w:rPr>
               <w:t>s</w:t>
             </w:r>
             <w:r>
               <w:rPr>
+                <w:rFonts w:ascii="Aptos" w:hAnsi="Aptos" w:cs="Aptos" w:eastAsia="Aptos"/>
                 <w:color w:val="000000"/>
               </w:rPr>
               <w:t>tretch</w:t>
@@ -1995,42 +2520,49 @@
             </w:pPr>
             <w:r>
               <w:rPr>
+                <w:rFonts w:ascii="Aptos" w:hAnsi="Aptos" w:cs="Aptos" w:eastAsia="Aptos"/>
                 <w:color w:val="000000"/>
               </w:rPr>
               <w:t xml:space="preserve">Heat </w:t>
             </w:r>
             <w:r>
               <w:rPr>
+                <w:rFonts w:ascii="Aptos" w:hAnsi="Aptos" w:cs="Aptos" w:eastAsia="Aptos"/>
                 <w:color w:val="000000"/>
               </w:rPr>
               <w:t>10 min</w:t>
             </w:r>
             <w:r>
               <w:rPr>
+                <w:rFonts w:ascii="Aptos" w:hAnsi="Aptos" w:cs="Aptos" w:eastAsia="Aptos"/>
                 <w:color w:val="000000"/>
               </w:rPr>
               <w:t xml:space="preserve">, stretch </w:t>
             </w:r>
             <w:r>
               <w:rPr>
+                <w:rFonts w:ascii="Aptos" w:hAnsi="Aptos" w:cs="Aptos" w:eastAsia="Aptos"/>
                 <w:color w:val="000000"/>
               </w:rPr>
               <w:t>3-5</w:t>
             </w:r>
             <w:r>
               <w:rPr>
+                <w:rFonts w:ascii="Aptos" w:hAnsi="Aptos" w:cs="Aptos" w:eastAsia="Aptos"/>
                 <w:color w:val="000000"/>
               </w:rPr>
               <w:t xml:space="preserve"> reps for </w:t>
             </w:r>
             <w:r>
               <w:rPr>
+                <w:rFonts w:ascii="Aptos" w:hAnsi="Aptos" w:cs="Aptos" w:eastAsia="Aptos"/>
                 <w:color w:val="000000"/>
               </w:rPr>
               <w:t>30 sec</w:t>
             </w:r>
             <w:r>
               <w:rPr>
+                <w:rFonts w:ascii="Aptos" w:hAnsi="Aptos" w:cs="Aptos" w:eastAsia="Aptos"/>
                 <w:color w:val="000000"/>
               </w:rPr>
               <w:t xml:space="preserve"> each</w:t>
@@ -2051,6 +2583,7 @@
             </w:pPr>
             <w:r>
               <w:rPr>
+                <w:rFonts w:ascii="Aptos" w:hAnsi="Aptos" w:cs="Aptos" w:eastAsia="Aptos"/>
                 <w:color w:val="000000"/>
               </w:rPr>
               <w:t>Prone. When stretching, stabilize pelvis to avoid lumbar extension substitution</w:t>
@@ -2060,7 +2593,7 @@
       </w:tr>
       <w:tr>
         <w:trPr>
-          <w:trHeight w:val="434"/>
+          <w:trHeight w:val="432"/>
         </w:trPr>
         <w:tc>
           <w:tcPr>
@@ -2077,12 +2610,14 @@
             </w:pPr>
             <w:r>
               <w:rPr>
+                <w:rFonts w:ascii="Aptos" w:hAnsi="Aptos" w:cs="Aptos" w:eastAsia="Aptos"/>
                 <w:color w:val="000000"/>
               </w:rPr>
               <w:t xml:space="preserve">3. </w:t>
             </w:r>
             <w:r>
               <w:rPr>
+                <w:rFonts w:ascii="Aptos" w:hAnsi="Aptos" w:cs="Aptos" w:eastAsia="Aptos"/>
                 <w:color w:val="000000"/>
               </w:rPr>
               <w:t>Foam rolling</w:t>
@@ -2103,24 +2638,28 @@
             </w:pPr>
             <w:r>
               <w:rPr>
+                <w:rFonts w:ascii="Aptos" w:hAnsi="Aptos" w:cs="Aptos" w:eastAsia="Aptos"/>
                 <w:color w:val="000000"/>
               </w:rPr>
               <w:t>1-2 min</w:t>
             </w:r>
             <w:r>
               <w:rPr>
+                <w:rFonts w:ascii="Aptos" w:hAnsi="Aptos" w:cs="Aptos" w:eastAsia="Aptos"/>
                 <w:color w:val="000000"/>
               </w:rPr>
               <w:t xml:space="preserve">; </w:t>
             </w:r>
             <w:r>
               <w:rPr>
+                <w:rFonts w:ascii="Aptos" w:hAnsi="Aptos" w:cs="Aptos" w:eastAsia="Aptos"/>
                 <w:color w:val="000000"/>
               </w:rPr>
               <w:t>2-3</w:t>
             </w:r>
             <w:r>
               <w:rPr>
+                <w:rFonts w:ascii="Aptos" w:hAnsi="Aptos" w:cs="Aptos" w:eastAsia="Aptos"/>
                 <w:color w:val="000000"/>
               </w:rPr>
               <w:t xml:space="preserve"> sets</w:t>
@@ -2141,6 +2680,7 @@
             </w:pPr>
             <w:r>
               <w:rPr>
+                <w:rFonts w:ascii="Aptos" w:hAnsi="Aptos" w:cs="Aptos" w:eastAsia="Aptos"/>
                 <w:color w:val="000000"/>
               </w:rPr>
               <w:t>Prone or quadruped; slow controlled rolling over anterior thigh</w:t>
@@ -2149,14 +2689,654 @@
         </w:tc>
       </w:tr>
     </w:tbl>
-    <w:p>
-      <w:pPr>
-        <w:spacing w:line="480" w:lineRule="auto"/>
-        <w:rPr>
-          <w:color w:val="000000"/>
-        </w:rPr>
-      </w:pPr>
-    </w:p>
+    <w:tbl>
+      <w:tblPr>
+        <w:tblStyle w:val="TableGrid"/>
+        <w:tblW w:w="0" w:type="auto"/>
+        <w:tblLook w:val="04A0" w:firstRow="1" w:lastRow="0" w:firstColumn="1" w:lastColumn="0" w:noHBand="0" w:noVBand="1"/>
+      </w:tblPr>
+      <w:tblGrid>
+        <w:gridCol w:w="3116"/>
+        <w:gridCol w:w="2999"/>
+        <w:gridCol w:w="3235"/>
+      </w:tblGrid>
+      <w:tr>
+        <w:trPr/>
+        <w:tc>
+          <w:tcPr>
+            <w:tcW w:w="3116" w:type="dxa"/>
+          </w:tcPr>
+          <w:p>
+            <w:pPr>
+              <w:spacing w:line="480" w:lineRule="auto"/>
+              <w:rPr>
+                <w:rFonts w:ascii="Times New Roman" w:hAnsi="Times New Roman" w:cs="Times New Roman"/>
+                <w:b/>
+                <w:bCs/>
+                <w:color w:val="000000"/>
+              </w:rPr>
+            </w:pPr>
+          </w:p>
+        </w:tc>
+        <w:tc>
+          <w:tcPr>
+            <w:tcW w:w="2999" w:type="dxa"/>
+          </w:tcPr>
+          <w:p>
+            <w:pPr>
+              <w:spacing w:line="480" w:lineRule="auto"/>
+              <w:rPr>
+                <w:rFonts w:ascii="Times New Roman" w:hAnsi="Times New Roman" w:cs="Times New Roman"/>
+                <w:b/>
+                <w:bCs/>
+                <w:color w:val="000000"/>
+              </w:rPr>
+            </w:pPr>
+          </w:p>
+        </w:tc>
+        <w:tc>
+          <w:tcPr>
+            <w:tcW w:w="3235" w:type="dxa"/>
+          </w:tcPr>
+          <w:p>
+            <w:pPr>
+              <w:spacing w:line="480" w:lineRule="auto"/>
+              <w:rPr>
+                <w:rFonts w:ascii="Times New Roman" w:hAnsi="Times New Roman" w:cs="Times New Roman"/>
+                <w:b/>
+                <w:bCs/>
+                <w:color w:val="000000"/>
+              </w:rPr>
+            </w:pPr>
+          </w:p>
+        </w:tc>
+      </w:tr>
+      <w:tr>
+        <w:trPr/>
+        <w:tc>
+          <w:tcPr>
+            <w:tcW w:w="3116" w:type="dxa"/>
+          </w:tcPr>
+          <w:p>
+            <w:pPr>
+              <w:pStyle w:val="ListParagraph"/>
+              <w:numPr>
+                <w:ilvl w:val="0"/>
+                <w:numId w:val="9"/>
+              </w:numPr>
+              <w:spacing w:line="480" w:lineRule="auto"/>
+              <w:ind w:left="0" w:firstLine="0"/>
+              <w:rPr>
+                <w:rFonts w:ascii="Times New Roman" w:hAnsi="Times New Roman" w:cs="Times New Roman"/>
+                <w:color w:val="000000"/>
+              </w:rPr>
+            </w:pPr>
+          </w:p>
+        </w:tc>
+        <w:tc>
+          <w:tcPr>
+            <w:tcW w:w="2999" w:type="dxa"/>
+          </w:tcPr>
+          <w:p>
+            <w:pPr>
+              <w:spacing w:line="480" w:lineRule="auto"/>
+              <w:rPr>
+                <w:rFonts w:ascii="Times New Roman" w:hAnsi="Times New Roman" w:cs="Times New Roman"/>
+                <w:color w:val="000000"/>
+              </w:rPr>
+            </w:pPr>
+          </w:p>
+        </w:tc>
+        <w:tc>
+          <w:tcPr>
+            <w:tcW w:w="3235" w:type="dxa"/>
+          </w:tcPr>
+          <w:p>
+            <w:pPr>
+              <w:spacing w:line="480" w:lineRule="auto"/>
+              <w:rPr>
+                <w:rFonts w:ascii="Times New Roman" w:hAnsi="Times New Roman" w:cs="Times New Roman"/>
+                <w:color w:val="000000"/>
+              </w:rPr>
+            </w:pPr>
+          </w:p>
+        </w:tc>
+      </w:tr>
+      <w:tr>
+        <w:trPr/>
+        <w:tc>
+          <w:tcPr>
+            <w:tcW w:w="3116" w:type="dxa"/>
+          </w:tcPr>
+          <w:p>
+            <w:pPr>
+              <w:pStyle w:val="ListParagraph"/>
+              <w:numPr>
+                <w:ilvl w:val="0"/>
+                <w:numId w:val="9"/>
+              </w:numPr>
+              <w:spacing w:line="480" w:lineRule="auto"/>
+              <w:ind w:left="0" w:firstLine="0"/>
+              <w:rPr>
+                <w:rFonts w:ascii="Times New Roman" w:hAnsi="Times New Roman" w:cs="Times New Roman"/>
+                <w:color w:val="000000"/>
+              </w:rPr>
+            </w:pPr>
+          </w:p>
+        </w:tc>
+        <w:tc>
+          <w:tcPr>
+            <w:tcW w:w="2999" w:type="dxa"/>
+          </w:tcPr>
+          <w:p>
+            <w:pPr>
+              <w:spacing w:line="480" w:lineRule="auto"/>
+              <w:rPr>
+                <w:rFonts w:ascii="Times New Roman" w:hAnsi="Times New Roman" w:cs="Times New Roman"/>
+                <w:color w:val="000000"/>
+              </w:rPr>
+            </w:pPr>
+          </w:p>
+        </w:tc>
+        <w:tc>
+          <w:tcPr>
+            <w:tcW w:w="3235" w:type="dxa"/>
+          </w:tcPr>
+          <w:p>
+            <w:pPr>
+              <w:spacing w:line="480" w:lineRule="auto"/>
+              <w:rPr>
+                <w:rFonts w:ascii="Times New Roman" w:hAnsi="Times New Roman" w:cs="Times New Roman"/>
+                <w:color w:val="000000"/>
+              </w:rPr>
+            </w:pPr>
+          </w:p>
+        </w:tc>
+      </w:tr>
+      <w:tr>
+        <w:trPr/>
+        <w:tc>
+          <w:tcPr>
+            <w:tcW w:w="3116" w:type="dxa"/>
+          </w:tcPr>
+          <w:p>
+            <w:pPr>
+              <w:pStyle w:val="ListParagraph"/>
+              <w:numPr>
+                <w:ilvl w:val="0"/>
+                <w:numId w:val="9"/>
+              </w:numPr>
+              <w:spacing w:line="480" w:lineRule="auto"/>
+              <w:ind w:left="0" w:firstLine="0"/>
+              <w:rPr>
+                <w:rFonts w:ascii="Times New Roman" w:hAnsi="Times New Roman" w:cs="Times New Roman"/>
+                <w:color w:val="000000"/>
+              </w:rPr>
+            </w:pPr>
+          </w:p>
+        </w:tc>
+        <w:tc>
+          <w:tcPr>
+            <w:tcW w:w="2999" w:type="dxa"/>
+          </w:tcPr>
+          <w:p>
+            <w:pPr>
+              <w:spacing w:line="480" w:lineRule="auto"/>
+              <w:rPr>
+                <w:rFonts w:ascii="Times New Roman" w:hAnsi="Times New Roman" w:cs="Times New Roman"/>
+                <w:color w:val="000000"/>
+              </w:rPr>
+            </w:pPr>
+          </w:p>
+        </w:tc>
+        <w:tc>
+          <w:tcPr>
+            <w:tcW w:w="3235" w:type="dxa"/>
+          </w:tcPr>
+          <w:p>
+            <w:pPr>
+              <w:spacing w:line="480" w:lineRule="auto"/>
+              <w:rPr>
+                <w:rFonts w:ascii="Times New Roman" w:hAnsi="Times New Roman" w:cs="Times New Roman"/>
+                <w:color w:val="000000"/>
+              </w:rPr>
+            </w:pPr>
+          </w:p>
+        </w:tc>
+      </w:tr>
+    </w:tbl>
+    <w:tbl>
+      <w:tblPr>
+        <w:tblStyle w:val="TableGrid"/>
+        <w:tblW w:w="0" w:type="auto"/>
+        <w:tblLook w:val="04A0" w:firstRow="1" w:lastRow="0" w:firstColumn="1" w:lastColumn="0" w:noHBand="0" w:noVBand="1"/>
+      </w:tblPr>
+      <w:tblGrid>
+        <w:gridCol w:w="3116"/>
+        <w:gridCol w:w="2999"/>
+        <w:gridCol w:w="3235"/>
+      </w:tblGrid>
+      <w:tr>
+        <w:trPr/>
+        <w:tc>
+          <w:tcPr>
+            <w:tcW w:w="3116" w:type="dxa"/>
+          </w:tcPr>
+          <w:p>
+            <w:pPr>
+              <w:spacing w:line="480" w:lineRule="auto"/>
+              <w:rPr>
+                <w:rFonts w:ascii="Times New Roman" w:hAnsi="Times New Roman" w:cs="Times New Roman"/>
+                <w:b/>
+                <w:bCs/>
+                <w:color w:val="000000"/>
+              </w:rPr>
+            </w:pPr>
+          </w:p>
+        </w:tc>
+        <w:tc>
+          <w:tcPr>
+            <w:tcW w:w="2999" w:type="dxa"/>
+          </w:tcPr>
+          <w:p>
+            <w:pPr>
+              <w:spacing w:line="480" w:lineRule="auto"/>
+              <w:rPr>
+                <w:rFonts w:ascii="Times New Roman" w:hAnsi="Times New Roman" w:cs="Times New Roman"/>
+                <w:b/>
+                <w:bCs/>
+                <w:color w:val="000000"/>
+              </w:rPr>
+            </w:pPr>
+          </w:p>
+        </w:tc>
+        <w:tc>
+          <w:tcPr>
+            <w:tcW w:w="3235" w:type="dxa"/>
+          </w:tcPr>
+          <w:p>
+            <w:pPr>
+              <w:spacing w:line="480" w:lineRule="auto"/>
+              <w:rPr>
+                <w:rFonts w:ascii="Times New Roman" w:hAnsi="Times New Roman" w:cs="Times New Roman"/>
+                <w:b/>
+                <w:bCs/>
+                <w:color w:val="000000"/>
+              </w:rPr>
+            </w:pPr>
+          </w:p>
+        </w:tc>
+      </w:tr>
+      <w:tr>
+        <w:trPr/>
+        <w:tc>
+          <w:tcPr>
+            <w:tcW w:w="3116" w:type="dxa"/>
+          </w:tcPr>
+          <w:p>
+            <w:pPr>
+              <w:pStyle w:val="ListParagraph"/>
+              <w:numPr>
+                <w:ilvl w:val="0"/>
+                <w:numId w:val="10"/>
+              </w:numPr>
+              <w:spacing w:line="480" w:lineRule="auto"/>
+              <w:ind w:left="0" w:firstLine="0"/>
+              <w:rPr>
+                <w:rFonts w:ascii="Times New Roman" w:hAnsi="Times New Roman" w:cs="Times New Roman"/>
+                <w:color w:val="000000"/>
+              </w:rPr>
+            </w:pPr>
+          </w:p>
+        </w:tc>
+        <w:tc>
+          <w:tcPr>
+            <w:tcW w:w="2999" w:type="dxa"/>
+          </w:tcPr>
+          <w:p>
+            <w:pPr>
+              <w:spacing w:line="480" w:lineRule="auto"/>
+              <w:rPr>
+                <w:rFonts w:ascii="Times New Roman" w:hAnsi="Times New Roman" w:cs="Times New Roman"/>
+                <w:color w:val="000000"/>
+              </w:rPr>
+            </w:pPr>
+          </w:p>
+        </w:tc>
+        <w:tc>
+          <w:tcPr>
+            <w:tcW w:w="3235" w:type="dxa"/>
+          </w:tcPr>
+          <w:p>
+            <w:pPr>
+              <w:spacing w:line="480" w:lineRule="auto"/>
+              <w:rPr>
+                <w:rFonts w:ascii="Times New Roman" w:hAnsi="Times New Roman" w:cs="Times New Roman"/>
+                <w:color w:val="000000"/>
+              </w:rPr>
+            </w:pPr>
+          </w:p>
+        </w:tc>
+      </w:tr>
+      <w:tr>
+        <w:trPr/>
+        <w:tc>
+          <w:tcPr>
+            <w:tcW w:w="3116" w:type="dxa"/>
+          </w:tcPr>
+          <w:p>
+            <w:pPr>
+              <w:pStyle w:val="ListParagraph"/>
+              <w:numPr>
+                <w:ilvl w:val="0"/>
+                <w:numId w:val="10"/>
+              </w:numPr>
+              <w:spacing w:line="480" w:lineRule="auto"/>
+              <w:ind w:left="0" w:firstLine="0"/>
+              <w:rPr>
+                <w:rFonts w:ascii="Times New Roman" w:hAnsi="Times New Roman" w:cs="Times New Roman"/>
+                <w:color w:val="000000"/>
+              </w:rPr>
+            </w:pPr>
+          </w:p>
+        </w:tc>
+        <w:tc>
+          <w:tcPr>
+            <w:tcW w:w="2999" w:type="dxa"/>
+          </w:tcPr>
+          <w:p>
+            <w:pPr>
+              <w:spacing w:line="480" w:lineRule="auto"/>
+              <w:rPr>
+                <w:rFonts w:ascii="Times New Roman" w:hAnsi="Times New Roman" w:cs="Times New Roman"/>
+                <w:color w:val="000000"/>
+              </w:rPr>
+            </w:pPr>
+          </w:p>
+        </w:tc>
+        <w:tc>
+          <w:tcPr>
+            <w:tcW w:w="3235" w:type="dxa"/>
+          </w:tcPr>
+          <w:p>
+            <w:pPr>
+              <w:spacing w:line="480" w:lineRule="auto"/>
+              <w:rPr>
+                <w:rFonts w:ascii="Times New Roman" w:hAnsi="Times New Roman" w:cs="Times New Roman"/>
+                <w:color w:val="000000"/>
+              </w:rPr>
+            </w:pPr>
+          </w:p>
+        </w:tc>
+      </w:tr>
+      <w:tr>
+        <w:trPr/>
+        <w:tc>
+          <w:tcPr>
+            <w:tcW w:w="3116" w:type="dxa"/>
+          </w:tcPr>
+          <w:p>
+            <w:pPr>
+              <w:pStyle w:val="ListParagraph"/>
+              <w:numPr>
+                <w:ilvl w:val="0"/>
+                <w:numId w:val="10"/>
+              </w:numPr>
+              <w:spacing w:line="480" w:lineRule="auto"/>
+              <w:ind w:left="0" w:firstLine="0"/>
+              <w:rPr>
+                <w:rFonts w:ascii="Times New Roman" w:hAnsi="Times New Roman" w:cs="Times New Roman"/>
+                <w:color w:val="000000"/>
+              </w:rPr>
+            </w:pPr>
+          </w:p>
+        </w:tc>
+        <w:tc>
+          <w:tcPr>
+            <w:tcW w:w="2999" w:type="dxa"/>
+          </w:tcPr>
+          <w:p>
+            <w:pPr>
+              <w:spacing w:line="480" w:lineRule="auto"/>
+              <w:rPr>
+                <w:rFonts w:ascii="Times New Roman" w:hAnsi="Times New Roman" w:cs="Times New Roman"/>
+                <w:color w:val="000000"/>
+              </w:rPr>
+            </w:pPr>
+          </w:p>
+        </w:tc>
+        <w:tc>
+          <w:tcPr>
+            <w:tcW w:w="3235" w:type="dxa"/>
+          </w:tcPr>
+          <w:p>
+            <w:pPr>
+              <w:spacing w:line="480" w:lineRule="auto"/>
+              <w:rPr>
+                <w:rFonts w:ascii="Times New Roman" w:hAnsi="Times New Roman" w:cs="Times New Roman"/>
+                <w:color w:val="000000"/>
+              </w:rPr>
+            </w:pPr>
+          </w:p>
+        </w:tc>
+      </w:tr>
+    </w:tbl>
+    <w:tbl>
+      <w:tblPr>
+        <w:tblStyle w:val="TableGrid"/>
+        <w:tblW w:w="0" w:type="auto"/>
+        <w:tblLook w:val="04A0" w:firstRow="1" w:lastRow="0" w:firstColumn="1" w:lastColumn="0" w:noHBand="0" w:noVBand="1"/>
+      </w:tblPr>
+      <w:tblGrid>
+        <w:gridCol w:w="3116"/>
+        <w:gridCol w:w="2999"/>
+        <w:gridCol w:w="3235"/>
+      </w:tblGrid>
+      <w:tr>
+        <w:trPr/>
+        <w:tc>
+          <w:tcPr>
+            <w:tcW w:w="3116" w:type="dxa"/>
+          </w:tcPr>
+          <w:p>
+            <w:pPr>
+              <w:spacing w:line="480" w:lineRule="auto"/>
+              <w:rPr>
+                <w:rFonts w:ascii="Times New Roman" w:hAnsi="Times New Roman" w:cs="Times New Roman"/>
+                <w:b/>
+                <w:bCs/>
+                <w:color w:val="000000"/>
+              </w:rPr>
+            </w:pPr>
+          </w:p>
+        </w:tc>
+        <w:tc>
+          <w:tcPr>
+            <w:tcW w:w="2999" w:type="dxa"/>
+          </w:tcPr>
+          <w:p>
+            <w:pPr>
+              <w:spacing w:line="480" w:lineRule="auto"/>
+              <w:rPr>
+                <w:rFonts w:ascii="Times New Roman" w:hAnsi="Times New Roman" w:cs="Times New Roman"/>
+                <w:b/>
+                <w:bCs/>
+                <w:color w:val="000000"/>
+              </w:rPr>
+            </w:pPr>
+          </w:p>
+        </w:tc>
+        <w:tc>
+          <w:tcPr>
+            <w:tcW w:w="3235" w:type="dxa"/>
+          </w:tcPr>
+          <w:p>
+            <w:pPr>
+              <w:spacing w:line="480" w:lineRule="auto"/>
+              <w:rPr>
+                <w:rFonts w:ascii="Times New Roman" w:hAnsi="Times New Roman" w:cs="Times New Roman"/>
+                <w:b/>
+                <w:bCs/>
+                <w:color w:val="000000"/>
+              </w:rPr>
+            </w:pPr>
+          </w:p>
+        </w:tc>
+      </w:tr>
+      <w:tr>
+        <w:trPr/>
+        <w:tc>
+          <w:tcPr>
+            <w:tcW w:w="3116" w:type="dxa"/>
+          </w:tcPr>
+          <w:p>
+            <w:pPr>
+              <w:pStyle w:val="ListParagraph"/>
+              <w:numPr>
+                <w:ilvl w:val="0"/>
+                <w:numId w:val="11"/>
+              </w:numPr>
+              <w:spacing w:line="480" w:lineRule="auto"/>
+              <w:ind w:left="0" w:firstLine="0"/>
+              <w:rPr>
+                <w:rFonts w:ascii="Times New Roman" w:hAnsi="Times New Roman" w:cs="Times New Roman"/>
+                <w:color w:val="000000"/>
+              </w:rPr>
+            </w:pPr>
+          </w:p>
+        </w:tc>
+        <w:tc>
+          <w:tcPr>
+            <w:tcW w:w="2999" w:type="dxa"/>
+          </w:tcPr>
+          <w:p>
+            <w:pPr>
+              <w:spacing w:line="480" w:lineRule="auto"/>
+              <w:rPr>
+                <w:rFonts w:ascii="Times New Roman" w:hAnsi="Times New Roman" w:cs="Times New Roman"/>
+                <w:color w:val="000000"/>
+              </w:rPr>
+            </w:pPr>
+          </w:p>
+        </w:tc>
+        <w:tc>
+          <w:tcPr>
+            <w:tcW w:w="3235" w:type="dxa"/>
+          </w:tcPr>
+          <w:p>
+            <w:pPr>
+              <w:spacing w:line="480" w:lineRule="auto"/>
+              <w:rPr>
+                <w:rFonts w:ascii="Times New Roman" w:hAnsi="Times New Roman" w:cs="Times New Roman"/>
+                <w:color w:val="000000"/>
+              </w:rPr>
+            </w:pPr>
+          </w:p>
+        </w:tc>
+      </w:tr>
+      <w:tr>
+        <w:trPr/>
+        <w:tc>
+          <w:tcPr>
+            <w:tcW w:w="3116" w:type="dxa"/>
+          </w:tcPr>
+          <w:p>
+            <w:pPr>
+              <w:pStyle w:val="ListParagraph"/>
+              <w:numPr>
+                <w:ilvl w:val="0"/>
+                <w:numId w:val="11"/>
+              </w:numPr>
+              <w:spacing w:line="480" w:lineRule="auto"/>
+              <w:ind w:left="0" w:firstLine="0"/>
+              <w:rPr>
+                <w:rFonts w:ascii="Times New Roman" w:hAnsi="Times New Roman" w:cs="Times New Roman"/>
+                <w:color w:val="000000"/>
+              </w:rPr>
+            </w:pPr>
+          </w:p>
+        </w:tc>
+        <w:tc>
+          <w:tcPr>
+            <w:tcW w:w="2999" w:type="dxa"/>
+          </w:tcPr>
+          <w:p>
+            <w:pPr>
+              <w:spacing w:line="480" w:lineRule="auto"/>
+              <w:rPr>
+                <w:rFonts w:ascii="Times New Roman" w:hAnsi="Times New Roman" w:cs="Times New Roman"/>
+                <w:color w:val="000000"/>
+              </w:rPr>
+            </w:pPr>
+          </w:p>
+        </w:tc>
+        <w:tc>
+          <w:tcPr>
+            <w:tcW w:w="3235" w:type="dxa"/>
+          </w:tcPr>
+          <w:p>
+            <w:pPr>
+              <w:spacing w:line="480" w:lineRule="auto"/>
+              <w:rPr>
+                <w:rFonts w:ascii="Times New Roman" w:hAnsi="Times New Roman" w:cs="Times New Roman"/>
+                <w:color w:val="000000"/>
+              </w:rPr>
+            </w:pPr>
+          </w:p>
+        </w:tc>
+      </w:tr>
+      <w:tr>
+        <w:trPr/>
+        <w:tc>
+          <w:tcPr>
+            <w:tcW w:w="3116" w:type="dxa"/>
+          </w:tcPr>
+          <w:p>
+            <w:pPr>
+              <w:pStyle w:val="ListParagraph"/>
+              <w:numPr>
+                <w:ilvl w:val="0"/>
+                <w:numId w:val="11"/>
+              </w:numPr>
+              <w:spacing w:line="480" w:lineRule="auto"/>
+              <w:ind w:left="0" w:firstLine="0"/>
+              <w:rPr>
+                <w:rFonts w:ascii="Times New Roman" w:hAnsi="Times New Roman" w:cs="Times New Roman"/>
+                <w:color w:val="000000"/>
+              </w:rPr>
+            </w:pPr>
+          </w:p>
+        </w:tc>
+        <w:tc>
+          <w:tcPr>
+            <w:tcW w:w="2999" w:type="dxa"/>
+          </w:tcPr>
+          <w:p>
+            <w:pPr>
+              <w:spacing w:line="480" w:lineRule="auto"/>
+              <w:rPr>
+                <w:rFonts w:ascii="Times New Roman" w:hAnsi="Times New Roman" w:cs="Times New Roman"/>
+                <w:color w:val="000000"/>
+              </w:rPr>
+            </w:pPr>
+          </w:p>
+        </w:tc>
+        <w:tc>
+          <w:tcPr>
+            <w:tcW w:w="3235" w:type="dxa"/>
+          </w:tcPr>
+          <w:p>
+            <w:pPr>
+              <w:spacing w:line="480" w:lineRule="auto"/>
+              <w:rPr>
+                <w:rFonts w:ascii="Times New Roman" w:hAnsi="Times New Roman" w:cs="Times New Roman"/>
+                <w:color w:val="000000"/>
+              </w:rPr>
+            </w:pPr>
+          </w:p>
+        </w:tc>
+      </w:tr>
+    </w:tbl>
     <w:p>
       <w:pPr>
         <w:spacing w:line="480" w:lineRule="auto"/>
@@ -2165,9 +3345,17 @@
           <w:color w:val="000000"/>
         </w:rPr>
       </w:pPr>
+      <w:r>
+        <w:rPr>
+          <w:rFonts w:ascii="Aptos" w:hAnsi="Aptos" w:cs="Aptos" w:eastAsia="Aptos"/>
+          <w:color w:val="000000"/>
+        </w:rPr>
+        <w:t/>
+      </w:r>
       <w:proofErr w:type="spellStart"/>
       <w:r>
         <w:rPr>
+          <w:rFonts w:ascii="Aptos" w:hAnsi="Aptos" w:cs="Aptos" w:eastAsia="Aptos"/>
           <w:color w:val="000000"/>
         </w:rPr>
         <w:t>Presimulation</w:t>
@@ -2175,30 +3363,35 @@
       <w:proofErr w:type="spellEnd"/>
       <w:r>
         <w:rPr>
+          <w:rFonts w:ascii="Aptos" w:hAnsi="Aptos" w:cs="Aptos" w:eastAsia="Aptos"/>
           <w:color w:val="000000"/>
         </w:rPr>
         <w:t xml:space="preserve"> Activity</w:t>
       </w:r>
       <w:r>
         <w:rPr>
+          <w:rFonts w:ascii="Aptos" w:hAnsi="Aptos" w:cs="Aptos" w:eastAsia="Aptos"/>
           <w:color w:val="000000"/>
         </w:rPr>
         <w:t xml:space="preserve"> </w:t>
       </w:r>
       <w:r>
         <w:rPr>
+          <w:rFonts w:ascii="Aptos" w:hAnsi="Aptos" w:cs="Aptos" w:eastAsia="Aptos"/>
           <w:color w:val="000000"/>
         </w:rPr>
         <w:t>5</w:t>
       </w:r>
       <w:r>
         <w:rPr>
+          <w:rFonts w:ascii="Aptos" w:hAnsi="Aptos" w:cs="Aptos" w:eastAsia="Aptos"/>
           <w:color w:val="000000"/>
         </w:rPr>
         <w:t xml:space="preserve">: Therapeutic </w:t>
       </w:r>
       <w:r>
         <w:rPr>
+          <w:rFonts w:ascii="Aptos" w:hAnsi="Aptos" w:cs="Aptos" w:eastAsia="Aptos"/>
           <w:color w:val="000000"/>
         </w:rPr>
         <w:t>Intervention</w:t>
@@ -2214,6 +3407,7 @@
       </w:pPr>
       <w:r>
         <w:rPr>
+          <w:rFonts w:ascii="Aptos" w:hAnsi="Aptos" w:cs="Aptos" w:eastAsia="Aptos"/>
           <w:color w:val="000000"/>
         </w:rPr>
         <w:t>Students may submit other equally appropriate exercise interventions, but here is an example:</w:t>
@@ -2235,6 +3429,7 @@
         <w:gridCol w:w="1838"/>
       </w:tblGrid>
       <w:tr>
+        <w:trPr/>
         <w:tc>
           <w:tcPr>
             <w:tcW w:w="2268" w:type="dxa"/>
@@ -2253,6 +3448,7 @@
             </w:pPr>
             <w:r>
               <w:rPr>
+                <w:rFonts w:ascii="Aptos" w:hAnsi="Aptos" w:cs="Aptos" w:eastAsia="Aptos"/>
                 <w:b/>
                 <w:bCs/>
                 <w:color w:val="FFFFFF" w:themeColor="background1"/>
@@ -2279,6 +3475,7 @@
             </w:pPr>
             <w:r>
               <w:rPr>
+                <w:rFonts w:ascii="Aptos" w:hAnsi="Aptos" w:cs="Aptos" w:eastAsia="Aptos"/>
                 <w:b/>
                 <w:bCs/>
                 <w:color w:val="FFFFFF" w:themeColor="background1"/>
@@ -2305,6 +3502,7 @@
             </w:pPr>
             <w:r>
               <w:rPr>
+                <w:rFonts w:ascii="Aptos" w:hAnsi="Aptos" w:cs="Aptos" w:eastAsia="Aptos"/>
                 <w:b/>
                 <w:bCs/>
                 <w:color w:val="FFFFFF" w:themeColor="background1"/>
@@ -2331,6 +3529,7 @@
             </w:pPr>
             <w:r>
               <w:rPr>
+                <w:rFonts w:ascii="Aptos" w:hAnsi="Aptos" w:cs="Aptos" w:eastAsia="Aptos"/>
                 <w:b/>
                 <w:bCs/>
                 <w:color w:val="FFFFFF" w:themeColor="background1"/>
@@ -2357,6 +3556,7 @@
             </w:pPr>
             <w:r>
               <w:rPr>
+                <w:rFonts w:ascii="Aptos" w:hAnsi="Aptos" w:cs="Aptos" w:eastAsia="Aptos"/>
                 <w:b/>
                 <w:bCs/>
                 <w:color w:val="FFFFFF" w:themeColor="background1"/>
@@ -2383,6 +3583,7 @@
             </w:pPr>
             <w:r>
               <w:rPr>
+                <w:rFonts w:ascii="Aptos" w:hAnsi="Aptos" w:cs="Aptos" w:eastAsia="Aptos"/>
                 <w:b/>
                 <w:bCs/>
                 <w:color w:val="FFFFFF" w:themeColor="background1"/>
@@ -2393,6 +3594,7 @@
         </w:tc>
       </w:tr>
       <w:tr>
+        <w:trPr/>
         <w:tc>
           <w:tcPr>
             <w:tcW w:w="2268" w:type="dxa"/>
@@ -2409,6 +3611,7 @@
             </w:pPr>
             <w:r>
               <w:rPr>
+                <w:rFonts w:ascii="Aptos" w:hAnsi="Aptos" w:cs="Aptos" w:eastAsia="Aptos"/>
                 <w:color w:val="000000"/>
               </w:rPr>
               <w:t>Acute sacroiliac dysfunction</w:t>
@@ -2431,6 +3634,7 @@
             </w:pPr>
             <w:r>
               <w:rPr>
+                <w:rFonts w:ascii="Aptos" w:hAnsi="Aptos" w:cs="Aptos" w:eastAsia="Aptos"/>
                 <w:color w:val="000000"/>
               </w:rPr>
               <w:t>Dead bugs</w:t>
@@ -2452,6 +3656,7 @@
             </w:pPr>
             <w:r>
               <w:rPr>
+                <w:rFonts w:ascii="Aptos" w:hAnsi="Aptos" w:cs="Aptos" w:eastAsia="Aptos"/>
                 <w:color w:val="000000"/>
               </w:rPr>
               <w:t>2</w:t>
@@ -2473,6 +3678,7 @@
             </w:pPr>
             <w:r>
               <w:rPr>
+                <w:rFonts w:ascii="Aptos" w:hAnsi="Aptos" w:cs="Aptos" w:eastAsia="Aptos"/>
                 <w:color w:val="000000"/>
               </w:rPr>
               <w:t>5</w:t>
@@ -2494,6 +3700,7 @@
             </w:pPr>
             <w:r>
               <w:rPr>
+                <w:rFonts w:ascii="Aptos" w:hAnsi="Aptos" w:cs="Aptos" w:eastAsia="Aptos"/>
                 <w:color w:val="000000"/>
               </w:rPr>
               <w:t>Body weight</w:t>
@@ -2515,18 +3722,28 @@
             </w:pPr>
             <w:r>
               <w:rPr>
+                <w:rFonts w:ascii="Aptos" w:hAnsi="Aptos" w:cs="Aptos" w:eastAsia="Aptos"/>
                 <w:color w:val="000000"/>
               </w:rPr>
               <w:t>3</w:t>
             </w:r>
             <w:r>
               <w:rPr>
-                <w:color w:val="000000"/>
-              </w:rPr>
-              <w:t xml:space="preserve"> ×</w:t>
-            </w:r>
-            <w:r>
-              <w:rPr>
+                <w:rFonts w:ascii="Aptos" w:hAnsi="Aptos" w:cs="Aptos" w:eastAsia="Aptos"/>
+                <w:color w:val="000000"/>
+              </w:rPr>
+              <w:t xml:space="preserve"> </w:t>
+            </w:r>
+            <w:r>
+              <w:rPr>
+                <w:rFonts w:ascii="Aptos" w:hAnsi="Aptos" w:cs="Aptos" w:eastAsia="Aptos"/>
+                <w:color w:val="000000"/>
+              </w:rPr>
+              <w:t>×</w:t>
+            </w:r>
+            <w:r>
+              <w:rPr>
+                <w:rFonts w:ascii="Aptos" w:hAnsi="Aptos" w:cs="Aptos" w:eastAsia="Aptos"/>
                 <w:color w:val="000000"/>
               </w:rPr>
               <w:t xml:space="preserve"> a day</w:t>
@@ -2535,6 +3752,7 @@
         </w:tc>
       </w:tr>
       <w:tr>
+        <w:trPr/>
         <w:tc>
           <w:tcPr>
             <w:tcW w:w="2268" w:type="dxa"/>
@@ -2551,18 +3769,22 @@
             </w:pPr>
             <w:r>
               <w:rPr>
-                <w:color w:val="000000"/>
-              </w:rPr>
+                <w:rFonts w:ascii="Aptos" w:hAnsi="Aptos" w:cs="Aptos" w:eastAsia="Aptos"/>
+                <w:color w:val="000000"/>
+              </w:rPr>
+              <w:lastRenderedPageBreak/>
               <w:t xml:space="preserve">Grade </w:t>
             </w:r>
             <w:r>
               <w:rPr>
+                <w:rFonts w:ascii="Aptos" w:hAnsi="Aptos" w:cs="Aptos" w:eastAsia="Aptos"/>
                 <w:color w:val="000000"/>
               </w:rPr>
               <w:t>1</w:t>
             </w:r>
             <w:r>
               <w:rPr>
+                <w:rFonts w:ascii="Aptos" w:hAnsi="Aptos" w:cs="Aptos" w:eastAsia="Aptos"/>
                 <w:color w:val="000000"/>
               </w:rPr>
               <w:t xml:space="preserve"> hamstring strain</w:t>
@@ -2585,6 +3807,7 @@
             </w:pPr>
             <w:r>
               <w:rPr>
+                <w:rFonts w:ascii="Aptos" w:hAnsi="Aptos" w:cs="Aptos" w:eastAsia="Aptos"/>
                 <w:color w:val="000000"/>
               </w:rPr>
               <w:t xml:space="preserve">Prone </w:t>
@@ -2592,6 +3815,7 @@
             <w:proofErr w:type="spellStart"/>
             <w:r>
               <w:rPr>
+                <w:rFonts w:ascii="Aptos" w:hAnsi="Aptos" w:cs="Aptos" w:eastAsia="Aptos"/>
                 <w:color w:val="000000"/>
               </w:rPr>
               <w:t>physioball</w:t>
@@ -2599,6 +3823,7 @@
             <w:proofErr w:type="spellEnd"/>
             <w:r>
               <w:rPr>
+                <w:rFonts w:ascii="Aptos" w:hAnsi="Aptos" w:cs="Aptos" w:eastAsia="Aptos"/>
                 <w:color w:val="000000"/>
               </w:rPr>
               <w:t xml:space="preserve"> hamstring curls</w:t>
@@ -2620,6 +3845,7 @@
             </w:pPr>
             <w:r>
               <w:rPr>
+                <w:rFonts w:ascii="Aptos" w:hAnsi="Aptos" w:cs="Aptos" w:eastAsia="Aptos"/>
                 <w:color w:val="000000"/>
               </w:rPr>
               <w:t>2</w:t>
@@ -2641,6 +3867,7 @@
             </w:pPr>
             <w:r>
               <w:rPr>
+                <w:rFonts w:ascii="Aptos" w:hAnsi="Aptos" w:cs="Aptos" w:eastAsia="Aptos"/>
                 <w:color w:val="000000"/>
               </w:rPr>
               <w:t>15</w:t>
@@ -2662,6 +3889,7 @@
             </w:pPr>
             <w:r>
               <w:rPr>
+                <w:rFonts w:ascii="Aptos" w:hAnsi="Aptos" w:cs="Aptos" w:eastAsia="Aptos"/>
                 <w:color w:val="000000"/>
               </w:rPr>
               <w:t>Body weight</w:t>
@@ -2683,6 +3911,7 @@
             </w:pPr>
             <w:r>
               <w:rPr>
+                <w:rFonts w:ascii="Aptos" w:hAnsi="Aptos" w:cs="Aptos" w:eastAsia="Aptos"/>
                 <w:color w:val="000000"/>
               </w:rPr>
               <w:t>Once daily</w:t>
@@ -2710,6 +3939,7 @@
             </w:pPr>
             <w:r>
               <w:rPr>
+                <w:rFonts w:ascii="Aptos" w:hAnsi="Aptos" w:cs="Aptos" w:eastAsia="Aptos"/>
                 <w:color w:val="000000"/>
               </w:rPr>
               <w:t>Low back pain</w:t>
@@ -2732,6 +3962,7 @@
             </w:pPr>
             <w:r>
               <w:rPr>
+                <w:rFonts w:ascii="Aptos" w:hAnsi="Aptos" w:cs="Aptos" w:eastAsia="Aptos"/>
                 <w:color w:val="000000"/>
               </w:rPr>
               <w:t>Pelvic tilts</w:t>
@@ -2753,6 +3984,7 @@
             </w:pPr>
             <w:r>
               <w:rPr>
+                <w:rFonts w:ascii="Aptos" w:hAnsi="Aptos" w:cs="Aptos" w:eastAsia="Aptos"/>
                 <w:color w:val="000000"/>
               </w:rPr>
               <w:t>2</w:t>
@@ -2774,6 +4006,7 @@
             </w:pPr>
             <w:r>
               <w:rPr>
+                <w:rFonts w:ascii="Aptos" w:hAnsi="Aptos" w:cs="Aptos" w:eastAsia="Aptos"/>
                 <w:color w:val="000000"/>
               </w:rPr>
               <w:t>10</w:t>
@@ -2795,6 +4028,7 @@
             </w:pPr>
             <w:r>
               <w:rPr>
+                <w:rFonts w:ascii="Aptos" w:hAnsi="Aptos" w:cs="Aptos" w:eastAsia="Aptos"/>
                 <w:color w:val="000000"/>
               </w:rPr>
               <w:t>Body weight</w:t>
@@ -2816,18 +4050,21 @@
             </w:pPr>
             <w:r>
               <w:rPr>
+                <w:rFonts w:ascii="Aptos" w:hAnsi="Aptos" w:cs="Aptos" w:eastAsia="Aptos"/>
                 <w:color w:val="000000"/>
               </w:rPr>
               <w:t>3</w:t>
             </w:r>
             <w:r>
               <w:rPr>
+                <w:rFonts w:ascii="Aptos" w:hAnsi="Aptos" w:cs="Aptos" w:eastAsia="Aptos"/>
                 <w:color w:val="000000"/>
               </w:rPr>
               <w:t xml:space="preserve"> ×</w:t>
             </w:r>
             <w:r>
               <w:rPr>
+                <w:rFonts w:ascii="Aptos" w:hAnsi="Aptos" w:cs="Aptos" w:eastAsia="Aptos"/>
                 <w:color w:val="000000"/>
               </w:rPr>
               <w:t xml:space="preserve"> a day</w:t>
@@ -2855,6 +4092,7 @@
             </w:pPr>
             <w:r>
               <w:rPr>
+                <w:rFonts w:ascii="Aptos" w:hAnsi="Aptos" w:cs="Aptos" w:eastAsia="Aptos"/>
                 <w:color w:val="000000"/>
               </w:rPr>
               <w:t>Piriformis syndrome</w:t>
@@ -2877,6 +4115,7 @@
             </w:pPr>
             <w:r>
               <w:rPr>
+                <w:rFonts w:ascii="Aptos" w:hAnsi="Aptos" w:cs="Aptos" w:eastAsia="Aptos"/>
                 <w:color w:val="000000"/>
               </w:rPr>
               <w:t>Step downs</w:t>
@@ -2898,6 +4137,7 @@
             </w:pPr>
             <w:r>
               <w:rPr>
+                <w:rFonts w:ascii="Aptos" w:hAnsi="Aptos" w:cs="Aptos" w:eastAsia="Aptos"/>
                 <w:color w:val="000000"/>
               </w:rPr>
               <w:t>3</w:t>
@@ -2919,6 +4159,7 @@
             </w:pPr>
             <w:r>
               <w:rPr>
+                <w:rFonts w:ascii="Aptos" w:hAnsi="Aptos" w:cs="Aptos" w:eastAsia="Aptos"/>
                 <w:color w:val="000000"/>
               </w:rPr>
               <w:t>10</w:t>
@@ -2940,6 +4181,7 @@
             </w:pPr>
             <w:r>
               <w:rPr>
+                <w:rFonts w:ascii="Aptos" w:hAnsi="Aptos" w:cs="Aptos" w:eastAsia="Aptos"/>
                 <w:color w:val="000000"/>
               </w:rPr>
               <w:t>Body weight or ankle cuff weight</w:t>
@@ -2961,6 +4203,7 @@
             </w:pPr>
             <w:r>
               <w:rPr>
+                <w:rFonts w:ascii="Aptos" w:hAnsi="Aptos" w:cs="Aptos" w:eastAsia="Aptos"/>
                 <w:color w:val="000000"/>
               </w:rPr>
               <w:t>Once daily</w:t>
@@ -2969,6 +4212,7 @@
         </w:tc>
       </w:tr>
       <w:tr>
+        <w:trPr/>
         <w:tc>
           <w:tcPr>
             <w:tcW w:w="2268" w:type="dxa"/>
@@ -2985,9 +4229,9 @@
             </w:pPr>
             <w:r>
               <w:rPr>
-                <w:color w:val="000000"/>
-              </w:rPr>
-              <w:lastRenderedPageBreak/>
+                <w:rFonts w:ascii="Aptos" w:hAnsi="Aptos" w:cs="Aptos" w:eastAsia="Aptos"/>
+                <w:color w:val="000000"/>
+              </w:rPr>
               <w:t>Iliotibial band friction syndrome</w:t>
             </w:r>
           </w:p>
@@ -3008,6 +4252,7 @@
             </w:pPr>
             <w:r>
               <w:rPr>
+                <w:rFonts w:ascii="Aptos" w:hAnsi="Aptos" w:cs="Aptos" w:eastAsia="Aptos"/>
                 <w:color w:val="000000"/>
               </w:rPr>
               <w:t>Monster walks</w:t>
@@ -3029,6 +4274,7 @@
             </w:pPr>
             <w:r>
               <w:rPr>
+                <w:rFonts w:ascii="Aptos" w:hAnsi="Aptos" w:cs="Aptos" w:eastAsia="Aptos"/>
                 <w:color w:val="000000"/>
               </w:rPr>
               <w:t>2</w:t>
@@ -3050,6 +4296,7 @@
             </w:pPr>
             <w:r>
               <w:rPr>
+                <w:rFonts w:ascii="Aptos" w:hAnsi="Aptos" w:cs="Aptos" w:eastAsia="Aptos"/>
                 <w:color w:val="000000"/>
               </w:rPr>
               <w:t>10</w:t>
@@ -3071,18 +4318,21 @@
             </w:pPr>
             <w:r>
               <w:rPr>
+                <w:rFonts w:ascii="Aptos" w:hAnsi="Aptos" w:cs="Aptos" w:eastAsia="Aptos"/>
                 <w:color w:val="000000"/>
               </w:rPr>
               <w:t>Thera</w:t>
             </w:r>
             <w:r>
               <w:rPr>
+                <w:rFonts w:ascii="Aptos" w:hAnsi="Aptos" w:cs="Aptos" w:eastAsia="Aptos"/>
                 <w:color w:val="000000"/>
               </w:rPr>
               <w:t>B</w:t>
             </w:r>
             <w:r>
               <w:rPr>
+                <w:rFonts w:ascii="Aptos" w:hAnsi="Aptos" w:cs="Aptos" w:eastAsia="Aptos"/>
                 <w:color w:val="000000"/>
               </w:rPr>
               <w:t>and, medium resistance</w:t>
@@ -3104,6 +4354,7 @@
             </w:pPr>
             <w:r>
               <w:rPr>
+                <w:rFonts w:ascii="Aptos" w:hAnsi="Aptos" w:cs="Aptos" w:eastAsia="Aptos"/>
                 <w:color w:val="000000"/>
               </w:rPr>
               <w:t>Once daily</w:t>
@@ -3112,9 +4363,567 @@
         </w:tc>
       </w:tr>
     </w:tbl>
-    <w:p/>
+    <w:tbl>
+      <w:tblPr>
+        <w:tblStyle w:val="TableGrid"/>
+        <w:tblW w:w="0" w:type="auto"/>
+        <w:tblLook w:val="04A0" w:firstRow="1" w:lastRow="0" w:firstColumn="1" w:lastColumn="0" w:noHBand="0" w:noVBand="1"/>
+      </w:tblPr>
+      <w:tblGrid>
+        <w:gridCol w:w="2155"/>
+        <w:gridCol w:w="2520"/>
+        <w:gridCol w:w="810"/>
+        <w:gridCol w:w="857"/>
+        <w:gridCol w:w="1450"/>
+        <w:gridCol w:w="1558"/>
+      </w:tblGrid>
+      <w:tr>
+        <w:trPr/>
+        <w:tc>
+          <w:tcPr>
+            <w:tcW w:w="2155" w:type="dxa"/>
+          </w:tcPr>
+          <w:p>
+            <w:pPr>
+              <w:spacing w:line="480" w:lineRule="auto"/>
+              <w:rPr>
+                <w:rFonts w:ascii="Times New Roman" w:hAnsi="Times New Roman" w:cs="Times New Roman"/>
+                <w:b/>
+                <w:bCs/>
+                <w:color w:val="000000"/>
+              </w:rPr>
+            </w:pPr>
+          </w:p>
+        </w:tc>
+        <w:tc>
+          <w:tcPr>
+            <w:tcW w:w="2520" w:type="dxa"/>
+          </w:tcPr>
+          <w:p>
+            <w:pPr>
+              <w:spacing w:line="480" w:lineRule="auto"/>
+              <w:rPr>
+                <w:rFonts w:ascii="Times New Roman" w:hAnsi="Times New Roman" w:cs="Times New Roman"/>
+                <w:b/>
+                <w:bCs/>
+                <w:color w:val="000000"/>
+              </w:rPr>
+            </w:pPr>
+          </w:p>
+        </w:tc>
+        <w:tc>
+          <w:tcPr>
+            <w:tcW w:w="810" w:type="dxa"/>
+          </w:tcPr>
+          <w:p>
+            <w:pPr>
+              <w:spacing w:line="480" w:lineRule="auto"/>
+              <w:rPr>
+                <w:rFonts w:ascii="Times New Roman" w:hAnsi="Times New Roman" w:cs="Times New Roman"/>
+                <w:b/>
+                <w:bCs/>
+                <w:color w:val="000000"/>
+              </w:rPr>
+            </w:pPr>
+          </w:p>
+        </w:tc>
+        <w:tc>
+          <w:tcPr>
+            <w:tcW w:w="857" w:type="dxa"/>
+          </w:tcPr>
+          <w:p>
+            <w:pPr>
+              <w:spacing w:line="480" w:lineRule="auto"/>
+              <w:rPr>
+                <w:rFonts w:ascii="Times New Roman" w:hAnsi="Times New Roman" w:cs="Times New Roman"/>
+                <w:b/>
+                <w:bCs/>
+                <w:color w:val="000000"/>
+              </w:rPr>
+            </w:pPr>
+          </w:p>
+        </w:tc>
+        <w:tc>
+          <w:tcPr>
+            <w:tcW w:w="1450" w:type="dxa"/>
+          </w:tcPr>
+          <w:p>
+            <w:pPr>
+              <w:spacing w:line="480" w:lineRule="auto"/>
+              <w:rPr>
+                <w:rFonts w:ascii="Times New Roman" w:hAnsi="Times New Roman" w:cs="Times New Roman"/>
+                <w:b/>
+                <w:bCs/>
+                <w:color w:val="000000"/>
+              </w:rPr>
+            </w:pPr>
+          </w:p>
+        </w:tc>
+        <w:tc>
+          <w:tcPr>
+            <w:tcW w:w="1558" w:type="dxa"/>
+          </w:tcPr>
+          <w:p>
+            <w:pPr>
+              <w:spacing w:line="480" w:lineRule="auto"/>
+              <w:rPr>
+                <w:rFonts w:ascii="Times New Roman" w:hAnsi="Times New Roman" w:cs="Times New Roman"/>
+                <w:b/>
+                <w:bCs/>
+                <w:color w:val="000000"/>
+              </w:rPr>
+            </w:pPr>
+          </w:p>
+        </w:tc>
+      </w:tr>
+      <w:tr>
+        <w:trPr/>
+        <w:tc>
+          <w:tcPr>
+            <w:tcW w:w="2155" w:type="dxa"/>
+          </w:tcPr>
+          <w:p>
+            <w:pPr>
+              <w:spacing w:line="480" w:lineRule="auto"/>
+              <w:rPr>
+                <w:rFonts w:ascii="Times New Roman" w:hAnsi="Times New Roman" w:cs="Times New Roman"/>
+                <w:color w:val="000000"/>
+              </w:rPr>
+            </w:pPr>
+          </w:p>
+        </w:tc>
+        <w:tc>
+          <w:tcPr>
+            <w:tcW w:w="2520" w:type="dxa"/>
+          </w:tcPr>
+          <w:p>
+            <w:pPr>
+              <w:pStyle w:val="ListParagraph"/>
+              <w:spacing w:line="480" w:lineRule="auto"/>
+              <w:ind w:left="0"/>
+              <w:rPr>
+                <w:rFonts w:ascii="Times New Roman" w:hAnsi="Times New Roman" w:cs="Times New Roman"/>
+                <w:color w:val="000000"/>
+              </w:rPr>
+            </w:pPr>
+          </w:p>
+        </w:tc>
+        <w:tc>
+          <w:tcPr>
+            <w:tcW w:w="810" w:type="dxa"/>
+          </w:tcPr>
+          <w:p>
+            <w:pPr>
+              <w:spacing w:line="480" w:lineRule="auto"/>
+              <w:rPr>
+                <w:rFonts w:ascii="Times New Roman" w:hAnsi="Times New Roman" w:cs="Times New Roman"/>
+                <w:color w:val="000000"/>
+              </w:rPr>
+            </w:pPr>
+          </w:p>
+        </w:tc>
+        <w:tc>
+          <w:tcPr>
+            <w:tcW w:w="857" w:type="dxa"/>
+          </w:tcPr>
+          <w:p>
+            <w:pPr>
+              <w:spacing w:line="480" w:lineRule="auto"/>
+              <w:rPr>
+                <w:rFonts w:ascii="Times New Roman" w:hAnsi="Times New Roman" w:cs="Times New Roman"/>
+                <w:color w:val="000000"/>
+              </w:rPr>
+            </w:pPr>
+          </w:p>
+        </w:tc>
+        <w:tc>
+          <w:tcPr>
+            <w:tcW w:w="1450" w:type="dxa"/>
+          </w:tcPr>
+          <w:p>
+            <w:pPr>
+              <w:spacing w:line="480" w:lineRule="auto"/>
+              <w:rPr>
+                <w:rFonts w:ascii="Times New Roman" w:hAnsi="Times New Roman" w:cs="Times New Roman"/>
+                <w:color w:val="000000"/>
+              </w:rPr>
+            </w:pPr>
+          </w:p>
+        </w:tc>
+        <w:tc>
+          <w:tcPr>
+            <w:tcW w:w="1558" w:type="dxa"/>
+          </w:tcPr>
+          <w:p>
+            <w:pPr>
+              <w:spacing w:line="480" w:lineRule="auto"/>
+              <w:rPr>
+                <w:rFonts w:ascii="Times New Roman" w:hAnsi="Times New Roman" w:cs="Times New Roman"/>
+                <w:color w:val="000000"/>
+              </w:rPr>
+            </w:pPr>
+          </w:p>
+        </w:tc>
+      </w:tr>
+      <w:tr>
+        <w:trPr/>
+        <w:tc>
+          <w:tcPr>
+            <w:tcW w:w="2155" w:type="dxa"/>
+          </w:tcPr>
+          <w:p>
+            <w:pPr>
+              <w:spacing w:line="480" w:lineRule="auto"/>
+              <w:rPr>
+                <w:rFonts w:ascii="Times New Roman" w:hAnsi="Times New Roman" w:cs="Times New Roman"/>
+                <w:color w:val="000000"/>
+              </w:rPr>
+            </w:pPr>
+          </w:p>
+        </w:tc>
+        <w:tc>
+          <w:tcPr>
+            <w:tcW w:w="2520" w:type="dxa"/>
+          </w:tcPr>
+          <w:p>
+            <w:pPr>
+              <w:pStyle w:val="ListParagraph"/>
+              <w:spacing w:line="480" w:lineRule="auto"/>
+              <w:ind w:left="0"/>
+              <w:rPr>
+                <w:rFonts w:ascii="Times New Roman" w:hAnsi="Times New Roman" w:cs="Times New Roman"/>
+                <w:color w:val="000000"/>
+              </w:rPr>
+            </w:pPr>
+          </w:p>
+        </w:tc>
+        <w:tc>
+          <w:tcPr>
+            <w:tcW w:w="810" w:type="dxa"/>
+          </w:tcPr>
+          <w:p>
+            <w:pPr>
+              <w:spacing w:line="480" w:lineRule="auto"/>
+              <w:rPr>
+                <w:rFonts w:ascii="Times New Roman" w:hAnsi="Times New Roman" w:cs="Times New Roman"/>
+                <w:color w:val="000000"/>
+              </w:rPr>
+            </w:pPr>
+          </w:p>
+        </w:tc>
+        <w:tc>
+          <w:tcPr>
+            <w:tcW w:w="857" w:type="dxa"/>
+          </w:tcPr>
+          <w:p>
+            <w:pPr>
+              <w:spacing w:line="480" w:lineRule="auto"/>
+              <w:rPr>
+                <w:rFonts w:ascii="Times New Roman" w:hAnsi="Times New Roman" w:cs="Times New Roman"/>
+                <w:color w:val="000000"/>
+              </w:rPr>
+            </w:pPr>
+          </w:p>
+        </w:tc>
+        <w:tc>
+          <w:tcPr>
+            <w:tcW w:w="1450" w:type="dxa"/>
+          </w:tcPr>
+          <w:p>
+            <w:pPr>
+              <w:spacing w:line="480" w:lineRule="auto"/>
+              <w:rPr>
+                <w:rFonts w:ascii="Times New Roman" w:hAnsi="Times New Roman" w:cs="Times New Roman"/>
+                <w:color w:val="000000"/>
+              </w:rPr>
+            </w:pPr>
+          </w:p>
+        </w:tc>
+        <w:tc>
+          <w:tcPr>
+            <w:tcW w:w="1558" w:type="dxa"/>
+          </w:tcPr>
+          <w:p>
+            <w:pPr>
+              <w:spacing w:line="480" w:lineRule="auto"/>
+              <w:rPr>
+                <w:rFonts w:ascii="Times New Roman" w:hAnsi="Times New Roman" w:cs="Times New Roman"/>
+                <w:color w:val="000000"/>
+              </w:rPr>
+            </w:pPr>
+          </w:p>
+        </w:tc>
+      </w:tr>
+      <w:tr>
+        <w:trPr/>
+        <w:tc>
+          <w:tcPr>
+            <w:tcW w:w="2155" w:type="dxa"/>
+          </w:tcPr>
+          <w:p>
+            <w:pPr>
+              <w:spacing w:line="480" w:lineRule="auto"/>
+              <w:rPr>
+                <w:rFonts w:ascii="Times New Roman" w:hAnsi="Times New Roman" w:cs="Times New Roman"/>
+                <w:color w:val="000000"/>
+              </w:rPr>
+            </w:pPr>
+          </w:p>
+        </w:tc>
+        <w:tc>
+          <w:tcPr>
+            <w:tcW w:w="2520" w:type="dxa"/>
+          </w:tcPr>
+          <w:p>
+            <w:pPr>
+              <w:pStyle w:val="ListParagraph"/>
+              <w:spacing w:line="480" w:lineRule="auto"/>
+              <w:ind w:left="0"/>
+              <w:rPr>
+                <w:rFonts w:ascii="Times New Roman" w:hAnsi="Times New Roman" w:cs="Times New Roman"/>
+                <w:color w:val="000000"/>
+              </w:rPr>
+            </w:pPr>
+          </w:p>
+        </w:tc>
+        <w:tc>
+          <w:tcPr>
+            <w:tcW w:w="810" w:type="dxa"/>
+          </w:tcPr>
+          <w:p>
+            <w:pPr>
+              <w:spacing w:line="480" w:lineRule="auto"/>
+              <w:rPr>
+                <w:rFonts w:ascii="Times New Roman" w:hAnsi="Times New Roman" w:cs="Times New Roman"/>
+                <w:color w:val="000000"/>
+              </w:rPr>
+            </w:pPr>
+          </w:p>
+        </w:tc>
+        <w:tc>
+          <w:tcPr>
+            <w:tcW w:w="857" w:type="dxa"/>
+          </w:tcPr>
+          <w:p>
+            <w:pPr>
+              <w:spacing w:line="480" w:lineRule="auto"/>
+              <w:rPr>
+                <w:rFonts w:ascii="Times New Roman" w:hAnsi="Times New Roman" w:cs="Times New Roman"/>
+                <w:color w:val="000000"/>
+              </w:rPr>
+            </w:pPr>
+          </w:p>
+        </w:tc>
+        <w:tc>
+          <w:tcPr>
+            <w:tcW w:w="1450" w:type="dxa"/>
+          </w:tcPr>
+          <w:p>
+            <w:pPr>
+              <w:spacing w:line="480" w:lineRule="auto"/>
+              <w:rPr>
+                <w:rFonts w:ascii="Times New Roman" w:hAnsi="Times New Roman" w:cs="Times New Roman"/>
+                <w:color w:val="000000"/>
+              </w:rPr>
+            </w:pPr>
+          </w:p>
+        </w:tc>
+        <w:tc>
+          <w:tcPr>
+            <w:tcW w:w="1558" w:type="dxa"/>
+          </w:tcPr>
+          <w:p>
+            <w:pPr>
+              <w:spacing w:line="480" w:lineRule="auto"/>
+              <w:rPr>
+                <w:rFonts w:ascii="Times New Roman" w:hAnsi="Times New Roman" w:cs="Times New Roman"/>
+                <w:color w:val="000000"/>
+              </w:rPr>
+            </w:pPr>
+          </w:p>
+        </w:tc>
+      </w:tr>
+      <w:tr>
+        <w:trPr/>
+        <w:tc>
+          <w:tcPr>
+            <w:tcW w:w="2155" w:type="dxa"/>
+          </w:tcPr>
+          <w:p>
+            <w:pPr>
+              <w:spacing w:line="480" w:lineRule="auto"/>
+              <w:rPr>
+                <w:rFonts w:ascii="Times New Roman" w:hAnsi="Times New Roman" w:cs="Times New Roman"/>
+                <w:color w:val="000000"/>
+              </w:rPr>
+            </w:pPr>
+          </w:p>
+        </w:tc>
+        <w:tc>
+          <w:tcPr>
+            <w:tcW w:w="2520" w:type="dxa"/>
+          </w:tcPr>
+          <w:p>
+            <w:pPr>
+              <w:pStyle w:val="ListParagraph"/>
+              <w:spacing w:line="480" w:lineRule="auto"/>
+              <w:ind w:left="0"/>
+              <w:rPr>
+                <w:rFonts w:ascii="Times New Roman" w:hAnsi="Times New Roman" w:cs="Times New Roman"/>
+                <w:color w:val="000000"/>
+              </w:rPr>
+            </w:pPr>
+          </w:p>
+        </w:tc>
+        <w:tc>
+          <w:tcPr>
+            <w:tcW w:w="810" w:type="dxa"/>
+          </w:tcPr>
+          <w:p>
+            <w:pPr>
+              <w:spacing w:line="480" w:lineRule="auto"/>
+              <w:rPr>
+                <w:rFonts w:ascii="Times New Roman" w:hAnsi="Times New Roman" w:cs="Times New Roman"/>
+                <w:color w:val="000000"/>
+              </w:rPr>
+            </w:pPr>
+          </w:p>
+        </w:tc>
+        <w:tc>
+          <w:tcPr>
+            <w:tcW w:w="857" w:type="dxa"/>
+          </w:tcPr>
+          <w:p>
+            <w:pPr>
+              <w:spacing w:line="480" w:lineRule="auto"/>
+              <w:rPr>
+                <w:rFonts w:ascii="Times New Roman" w:hAnsi="Times New Roman" w:cs="Times New Roman"/>
+                <w:color w:val="000000"/>
+              </w:rPr>
+            </w:pPr>
+          </w:p>
+        </w:tc>
+        <w:tc>
+          <w:tcPr>
+            <w:tcW w:w="1450" w:type="dxa"/>
+          </w:tcPr>
+          <w:p>
+            <w:pPr>
+              <w:spacing w:line="480" w:lineRule="auto"/>
+              <w:rPr>
+                <w:rFonts w:ascii="Times New Roman" w:hAnsi="Times New Roman" w:cs="Times New Roman"/>
+                <w:color w:val="000000"/>
+              </w:rPr>
+            </w:pPr>
+          </w:p>
+        </w:tc>
+        <w:tc>
+          <w:tcPr>
+            <w:tcW w:w="1558" w:type="dxa"/>
+          </w:tcPr>
+          <w:p>
+            <w:pPr>
+              <w:spacing w:line="480" w:lineRule="auto"/>
+              <w:rPr>
+                <w:rFonts w:ascii="Times New Roman" w:hAnsi="Times New Roman" w:cs="Times New Roman"/>
+                <w:color w:val="000000"/>
+              </w:rPr>
+            </w:pPr>
+          </w:p>
+        </w:tc>
+      </w:tr>
+      <w:tr>
+        <w:trPr/>
+        <w:tc>
+          <w:tcPr>
+            <w:tcW w:w="2155" w:type="dxa"/>
+          </w:tcPr>
+          <w:p>
+            <w:pPr>
+              <w:spacing w:line="480" w:lineRule="auto"/>
+              <w:rPr>
+                <w:rFonts w:ascii="Times New Roman" w:hAnsi="Times New Roman" w:cs="Times New Roman"/>
+                <w:color w:val="000000"/>
+              </w:rPr>
+            </w:pPr>
+          </w:p>
+        </w:tc>
+        <w:tc>
+          <w:tcPr>
+            <w:tcW w:w="2520" w:type="dxa"/>
+          </w:tcPr>
+          <w:p>
+            <w:pPr>
+              <w:pStyle w:val="ListParagraph"/>
+              <w:spacing w:line="480" w:lineRule="auto"/>
+              <w:ind w:left="0"/>
+              <w:rPr>
+                <w:rFonts w:ascii="Times New Roman" w:hAnsi="Times New Roman" w:cs="Times New Roman"/>
+                <w:color w:val="000000"/>
+              </w:rPr>
+            </w:pPr>
+          </w:p>
+        </w:tc>
+        <w:tc>
+          <w:tcPr>
+            <w:tcW w:w="810" w:type="dxa"/>
+          </w:tcPr>
+          <w:p>
+            <w:pPr>
+              <w:spacing w:line="480" w:lineRule="auto"/>
+              <w:rPr>
+                <w:rFonts w:ascii="Times New Roman" w:hAnsi="Times New Roman" w:cs="Times New Roman"/>
+                <w:color w:val="000000"/>
+              </w:rPr>
+            </w:pPr>
+          </w:p>
+        </w:tc>
+        <w:tc>
+          <w:tcPr>
+            <w:tcW w:w="857" w:type="dxa"/>
+          </w:tcPr>
+          <w:p>
+            <w:pPr>
+              <w:spacing w:line="480" w:lineRule="auto"/>
+              <w:rPr>
+                <w:rFonts w:ascii="Times New Roman" w:hAnsi="Times New Roman" w:cs="Times New Roman"/>
+                <w:color w:val="000000"/>
+              </w:rPr>
+            </w:pPr>
+          </w:p>
+        </w:tc>
+        <w:tc>
+          <w:tcPr>
+            <w:tcW w:w="1450" w:type="dxa"/>
+          </w:tcPr>
+          <w:p>
+            <w:pPr>
+              <w:spacing w:line="480" w:lineRule="auto"/>
+              <w:rPr>
+                <w:rFonts w:ascii="Times New Roman" w:hAnsi="Times New Roman" w:cs="Times New Roman"/>
+                <w:color w:val="000000"/>
+              </w:rPr>
+            </w:pPr>
+          </w:p>
+        </w:tc>
+        <w:tc>
+          <w:tcPr>
+            <w:tcW w:w="1558" w:type="dxa"/>
+          </w:tcPr>
+          <w:p>
+            <w:pPr>
+              <w:spacing w:line="480" w:lineRule="auto"/>
+              <w:rPr>
+                <w:rFonts w:ascii="Times New Roman" w:hAnsi="Times New Roman" w:cs="Times New Roman"/>
+                <w:color w:val="000000"/>
+              </w:rPr>
+            </w:pPr>
+          </w:p>
+        </w:tc>
+      </w:tr>
+    </w:tbl>
     <w:sectPr>
-      <w:footerReference w:type="default" r:id="rId7"/>
+      <w:footerReference w:type="default" r:id="rId10"/>
       <w:pgSz w:w="12240" w:h="15840"/>
       <w:pgMar w:top="1440" w:right="1440" w:bottom="1440" w:left="1440" w:header="706" w:footer="706" w:gutter="0"/>
       <w:cols w:space="720"/>
@@ -3144,16 +4953,22 @@
 </file>
 
 <file path=word/footer1.xml><?xml version="1.0" encoding="utf-8"?>
-<w:ftr xmlns:wpc="http://schemas.microsoft.com/office/word/2010/wordprocessingCanvas" xmlns:cx="http://schemas.microsoft.com/office/drawing/2014/chartex" xmlns:cx1="http://schemas.microsoft.com/office/drawing/2015/9/8/chartex" xmlns:cx2="http://schemas.microsoft.com/office/drawing/2015/10/21/chartex" xmlns:cx3="http://schemas.microsoft.com/office/drawing/2016/5/9/chartex" xmlns:cx4="http://schemas.microsoft.com/office/drawing/2016/5/10/chartex" xmlns:cx5="http://schemas.microsoft.com/office/drawing/2016/5/11/chartex" xmlns:cx6="http://schemas.microsoft.com/office/drawing/2016/5/12/chartex" xmlns:cx7="http://schemas.microsoft.com/office/drawing/2016/5/13/chartex" xmlns:cx8="http://schemas.microsoft.com/office/drawing/2016/5/14/chartex" xmlns:mc="http://schemas.openxmlformats.org/markup-compatibility/2006" xmlns:aink="http://schemas.microsoft.com/office/drawing/2016/ink" xmlns:am3d="http://schemas.microsoft.com/office/drawing/2017/model3d" xmlns:o="urn:schemas-microsoft-com:office:office" xmlns:oel="http://schemas.microsoft.com/office/2019/extlst" xmlns:r="http://schemas.openxmlformats.org/officeDocument/2006/relationships" xmlns:m="http://schemas.openxmlformats.org/officeDocument/2006/math" xmlns:v="urn:schemas-microsoft-com:vml" xmlns:wp14="http://schemas.microsoft.com/office/word/2010/wordprocessingDrawing" xmlns:wp="http://schemas.openxmlformats.org/drawingml/2006/wordprocessingDrawing" xmlns:w10="urn:schemas-microsoft-com:office:word" xmlns:w="http://schemas.openxmlformats.org/wordprocessingml/2006/main" xmlns:w14="http://schemas.microsoft.com/office/word/2010/wordml" xmlns:w15="http://schemas.microsoft.com/office/word/2012/wordml" xmlns:w16cex="http://schemas.microsoft.com/office/word/2018/wordml/cex" xmlns:w16cid="http://schemas.microsoft.com/office/word/2016/wordml/cid" xmlns:w16="http://schemas.microsoft.com/office/word/2018/wordml" xmlns:w16du="http://schemas.microsoft.com/office/word/2023/wordml/word16du" xmlns:w16sdtdh="http://schemas.microsoft.com/office/word/2020/wordml/sdtdatahash" xmlns:w16sdtfl="http://schemas.microsoft.com/office/word/2024/wordml/sdtformatlock" xmlns:w16se="http://schemas.microsoft.com/office/word/2015/wordml/symex" xmlns:wpg="http://schemas.microsoft.com/office/word/2010/wordprocessingGroup" xmlns:wpi="http://schemas.microsoft.com/office/word/2010/wordprocessingInk" xmlns:wne="http://schemas.microsoft.com/office/word/2006/wordml" xmlns:wps="http://schemas.microsoft.com/office/word/2010/wordprocessingShape" mc:Ignorable="w14 w15 w16se w16cid w16 w16cex w16sdtdh w16sdtfl w16du wp14">
+<w:ftr xmlns:m="http://schemas.openxmlformats.org/officeDocument/2006/math" xmlns:mc="http://schemas.openxmlformats.org/markup-compatibility/2006" xmlns:mo="http://schemas.microsoft.com/office/mac/office/2008/main" xmlns:mv="urn:schemas-microsoft-com:mac:vml" xmlns:o="urn:schemas-microsoft-com:office:office" xmlns:r="http://schemas.openxmlformats.org/officeDocument/2006/relationships" xmlns:v="urn:schemas-microsoft-com:vml" xmlns:w10="urn:schemas-microsoft-com:office:word" xmlns:w14="http://schemas.microsoft.com/office/word/2010/wordml" xmlns:w="http://schemas.openxmlformats.org/wordprocessingml/2006/main" xmlns:wne="http://schemas.microsoft.com/office/word/2006/wordml" xmlns:wp14="http://schemas.microsoft.com/office/word/2010/wordprocessingDrawing" xmlns:wp="http://schemas.openxmlformats.org/drawingml/2006/wordprocessingDrawing" xmlns:wpc="http://schemas.microsoft.com/office/word/2010/wordprocessingCanvas" xmlns:wpg="http://schemas.microsoft.com/office/word/2010/wordprocessingGroup" xmlns:wpi="http://schemas.microsoft.com/office/word/2010/wordprocessingInk" xmlns:wps="http://schemas.microsoft.com/office/word/2010/wordprocessingShape" mc:Ignorable="w14 wp14">
   <w:p>
+    <w:pPr>
+      <w:spacing w:line="240" w:lineRule="auto" w:before="0" w:after="0"/>
+      <w:jc w:val="left"/>
+    </w:pPr>
     <w:r>
       <w:rPr>
+        <w:rFonts w:ascii="Aptos" w:hAnsi="Aptos" w:eastAsia="Aptos" w:cs="Aptos"/>
         <w:sz w:val="18"/>
       </w:rPr>
       <w:t xml:space="preserve">From J.M. Larson and H.L. Stedge, </w:t>
     </w:r>
     <w:r>
       <w:rPr>
+        <w:rFonts w:ascii="Aptos" w:hAnsi="Aptos" w:eastAsia="Aptos" w:cs="Aptos"/>
         <w:i/>
         <w:sz w:val="18"/>
       </w:rPr>
@@ -3161,6 +4976,7 @@
     </w:r>
     <w:r>
       <w:rPr>
+        <w:rFonts w:ascii="Aptos" w:hAnsi="Aptos" w:eastAsia="Aptos" w:cs="Aptos"/>
         <w:sz w:val="18"/>
       </w:rPr>
       <w:t xml:space="preserve"> (Human Kinetics, 2027).</w:t>
@@ -5332,6 +7148,14 @@
     <w:abstractNumId w:val="13"/>
   </w:num>
 </w:numbering>
+</file>
+
+<file path=word/people.xml><?xml version="1.0" encoding="utf-8"?>
+<w15:people xmlns:wpc="http://schemas.microsoft.com/office/word/2010/wordprocessingCanvas" xmlns:cx="http://schemas.microsoft.com/office/drawing/2014/chartex" xmlns:cx1="http://schemas.microsoft.com/office/drawing/2015/9/8/chartex" xmlns:cx2="http://schemas.microsoft.com/office/drawing/2015/10/21/chartex" xmlns:cx3="http://schemas.microsoft.com/office/drawing/2016/5/9/chartex" xmlns:cx4="http://schemas.microsoft.com/office/drawing/2016/5/10/chartex" xmlns:cx5="http://schemas.microsoft.com/office/drawing/2016/5/11/chartex" xmlns:cx6="http://schemas.microsoft.com/office/drawing/2016/5/12/chartex" xmlns:cx7="http://schemas.microsoft.com/office/drawing/2016/5/13/chartex" xmlns:cx8="http://schemas.microsoft.com/office/drawing/2016/5/14/chartex" xmlns:mc="http://schemas.openxmlformats.org/markup-compatibility/2006" xmlns:aink="http://schemas.microsoft.com/office/drawing/2016/ink" xmlns:am3d="http://schemas.microsoft.com/office/drawing/2017/model3d" xmlns:o="urn:schemas-microsoft-com:office:office" xmlns:oel="http://schemas.microsoft.com/office/2019/extlst" xmlns:r="http://schemas.openxmlformats.org/officeDocument/2006/relationships" xmlns:m="http://schemas.openxmlformats.org/officeDocument/2006/math" xmlns:v="urn:schemas-microsoft-com:vml" xmlns:wp14="http://schemas.microsoft.com/office/word/2010/wordprocessingDrawing" xmlns:wp="http://schemas.openxmlformats.org/drawingml/2006/wordprocessingDrawing" xmlns:w10="urn:schemas-microsoft-com:office:word" xmlns:w="http://schemas.openxmlformats.org/wordprocessingml/2006/main" xmlns:w14="http://schemas.microsoft.com/office/word/2010/wordml" xmlns:w15="http://schemas.microsoft.com/office/word/2012/wordml" xmlns:w16cex="http://schemas.microsoft.com/office/word/2018/wordml/cex" xmlns:w16cid="http://schemas.microsoft.com/office/word/2016/wordml/cid" xmlns:w16="http://schemas.microsoft.com/office/word/2018/wordml" xmlns:w16du="http://schemas.microsoft.com/office/word/2023/wordml/word16du" xmlns:w16sdtdh="http://schemas.microsoft.com/office/word/2020/wordml/sdtdatahash" xmlns:w16sdtfl="http://schemas.microsoft.com/office/word/2024/wordml/sdtformatlock" xmlns:w16se="http://schemas.microsoft.com/office/word/2015/wordml/symex" xmlns:wpg="http://schemas.microsoft.com/office/word/2010/wordprocessingGroup" xmlns:wpi="http://schemas.microsoft.com/office/word/2010/wordprocessingInk" xmlns:wne="http://schemas.microsoft.com/office/word/2006/wordml" xmlns:wps="http://schemas.microsoft.com/office/word/2010/wordprocessingShape" mc:Ignorable="w14 w15 w16se w16cid w16 w16cex w16sdtdh w16sdtfl w16du wp14">
+  <w15:person w15:author="Anna Seaman">
+    <w15:presenceInfo w15:providerId="AD" w15:userId="S::AnnaS@hkusa.com::713ab380-bdda-4997-81d0-fa539102c996"/>
+  </w15:person>
+</w15:people>
 </file>
 
 <file path=word/styles.xml><?xml version="1.0" encoding="utf-8"?>
@@ -5732,7 +7556,7 @@
     <w:qFormat/>
     <w:rsid w:val="00410C21"/>
     <w:rPr>
-      <w:rFonts w:ascii="Aptos" w:eastAsia="Aptos" w:hAnsi="Aptos" w:cs="Aptos"/>
+      <w:rFonts w:ascii="Aptos" w:hAnsi="Aptos" w:eastAsia="Aptos" w:cs="Aptos"/>
     </w:rPr>
   </w:style>
   <w:style w:type="paragraph" w:styleId="Heading1">
@@ -5941,7 +7765,6 @@
   <w:style w:type="character" w:default="1" w:styleId="DefaultParagraphFont">
     <w:name w:val="Default Paragraph Font"/>
     <w:uiPriority w:val="1"/>
-    <w:semiHidden/>
     <w:unhideWhenUsed/>
   </w:style>
   <w:style w:type="table" w:default="1" w:styleId="TableNormal">
